--- a/lessons/4-5/downloads/reveal/4.5-session-1-practice-form-a.docx
+++ b/lessons/4-5/downloads/reveal/4.5-session-1-practice-form-a.docx
@@ -88,6 +88,7 @@
       <w:pPr>
         <w:keepNext/>
         <w:spacing w:before="0" w:after="10" w:line="240" w:lineRule="auto"/>
+        <w:outlineLvl w:val="0"/>
       </w:pPr>
       <w:r>
         <w:rPr>
@@ -123,7 +124,7 @@
           <w:sz w:val="15"/>
           <w:szCs w:val="15"/>
         </w:rPr>
-        <w:t xml:space="preserve">   ·   6.RP.A.3c</w:t>
+        <w:t xml:space="preserve">   ·   6.AT.4</w:t>
       </w:r>
     </w:p>
     <w:p>
@@ -194,8 +195,8 @@
                 <w:rFonts w:ascii="Avenir Next" w:hAnsi="Avenir Next" w:cs="Avenir Next" w:eastAsia="Avenir Next"/>
                 <w:b/>
                 <w:color w:val="003A70"/>
-                <w:sz w:val="18"/>
-                <w:szCs w:val="18"/>
+                <w:sz w:val="19"/>
+                <w:szCs w:val="19"/>
               </w:rPr>
               <w:t xml:space="preserve">•</w:t>
             </w:r>
@@ -203,8 +204,8 @@
               <w:rPr>
                 <w:rFonts w:ascii="Avenir Next" w:hAnsi="Avenir Next" w:cs="Avenir Next" w:eastAsia="Avenir Next"/>
                 <w:color w:val="1A1A1A"/>
-                <w:sz w:val="18"/>
-                <w:szCs w:val="18"/>
+                <w:sz w:val="19"/>
+                <w:szCs w:val="19"/>
               </w:rPr>
               <w:tab/>
             </w:r>
@@ -212,8 +213,8 @@
               <w:rPr>
                 <w:rFonts w:ascii="Avenir Next" w:hAnsi="Avenir Next" w:cs="Avenir Next" w:eastAsia="Avenir Next"/>
                 <w:color w:val="1A1A1A"/>
-                <w:sz w:val="18"/>
-                <w:szCs w:val="18"/>
+                <w:sz w:val="19"/>
+                <w:szCs w:val="19"/>
               </w:rPr>
               <w:t xml:space="preserve">The </w:t>
             </w:r>
@@ -222,8 +223,8 @@
                 <w:rFonts w:ascii="Avenir Next" w:hAnsi="Avenir Next" w:cs="Avenir Next" w:eastAsia="Avenir Next"/>
                 <w:b/>
                 <w:color w:val="1A1A1A"/>
-                <w:sz w:val="18"/>
-                <w:szCs w:val="18"/>
+                <w:sz w:val="19"/>
+                <w:szCs w:val="19"/>
               </w:rPr>
               <w:t xml:space="preserve">whole</w:t>
             </w:r>
@@ -231,8 +232,8 @@
               <w:rPr>
                 <w:rFonts w:ascii="Avenir Next" w:hAnsi="Avenir Next" w:cs="Avenir Next" w:eastAsia="Avenir Next"/>
                 <w:color w:val="1A1A1A"/>
-                <w:sz w:val="18"/>
-                <w:szCs w:val="18"/>
+                <w:sz w:val="19"/>
+                <w:szCs w:val="19"/>
               </w:rPr>
               <w:t xml:space="preserve"> is 100%. If the percent is less than 100%, the whole is </w:t>
             </w:r>
@@ -241,8 +242,8 @@
                 <w:rFonts w:ascii="Avenir Next" w:hAnsi="Avenir Next" w:cs="Avenir Next" w:eastAsia="Avenir Next"/>
                 <w:b/>
                 <w:color w:val="1A1A1A"/>
-                <w:sz w:val="18"/>
-                <w:szCs w:val="18"/>
+                <w:sz w:val="19"/>
+                <w:szCs w:val="19"/>
               </w:rPr>
               <w:t xml:space="preserve">greater</w:t>
             </w:r>
@@ -250,8 +251,8 @@
               <w:rPr>
                 <w:rFonts w:ascii="Avenir Next" w:hAnsi="Avenir Next" w:cs="Avenir Next" w:eastAsia="Avenir Next"/>
                 <w:color w:val="1A1A1A"/>
-                <w:sz w:val="18"/>
-                <w:szCs w:val="18"/>
+                <w:sz w:val="19"/>
+                <w:szCs w:val="19"/>
               </w:rPr>
               <w:t xml:space="preserve"> than the part.</w:t>
             </w:r>
@@ -269,8 +270,8 @@
                 <w:rFonts w:ascii="Avenir Next" w:hAnsi="Avenir Next" w:cs="Avenir Next" w:eastAsia="Avenir Next"/>
                 <w:b/>
                 <w:color w:val="003A70"/>
-                <w:sz w:val="18"/>
-                <w:szCs w:val="18"/>
+                <w:sz w:val="19"/>
+                <w:szCs w:val="19"/>
               </w:rPr>
               <w:t xml:space="preserve">•</w:t>
             </w:r>
@@ -278,8 +279,8 @@
               <w:rPr>
                 <w:rFonts w:ascii="Avenir Next" w:hAnsi="Avenir Next" w:cs="Avenir Next" w:eastAsia="Avenir Next"/>
                 <w:color w:val="1A1A1A"/>
-                <w:sz w:val="18"/>
-                <w:szCs w:val="18"/>
+                <w:sz w:val="19"/>
+                <w:szCs w:val="19"/>
               </w:rPr>
               <w:tab/>
             </w:r>
@@ -287,18 +288,18 @@
               <w:rPr>
                 <w:rFonts w:ascii="Avenir Next" w:hAnsi="Avenir Next" w:cs="Avenir Next" w:eastAsia="Avenir Next"/>
                 <w:color w:val="1A1A1A"/>
-                <w:sz w:val="18"/>
-                <w:szCs w:val="18"/>
-              </w:rPr>
-              <w:t xml:space="preserve">Step down to a friendly percent (10%, 5%, or 25%), then </w:t>
-            </w:r>
-            <w:r>
-              <w:rPr>
-                <w:rFonts w:ascii="Avenir Next" w:hAnsi="Avenir Next" w:cs="Avenir Next" w:eastAsia="Avenir Next"/>
-                <w:b/>
-                <w:color w:val="1A1A1A"/>
-                <w:sz w:val="18"/>
-                <w:szCs w:val="18"/>
+                <w:sz w:val="19"/>
+                <w:szCs w:val="19"/>
+              </w:rPr>
+              <w:t xml:space="preserve">Step down to 10%, 5%, or 25%. Then </w:t>
+            </w:r>
+            <w:r>
+              <w:rPr>
+                <w:rFonts w:ascii="Avenir Next" w:hAnsi="Avenir Next" w:cs="Avenir Next" w:eastAsia="Avenir Next"/>
+                <w:b/>
+                <w:color w:val="1A1A1A"/>
+                <w:sz w:val="19"/>
+                <w:szCs w:val="19"/>
               </w:rPr>
               <w:t xml:space="preserve">build up</w:t>
             </w:r>
@@ -306,8 +307,8 @@
               <w:rPr>
                 <w:rFonts w:ascii="Avenir Next" w:hAnsi="Avenir Next" w:cs="Avenir Next" w:eastAsia="Avenir Next"/>
                 <w:color w:val="1A1A1A"/>
-                <w:sz w:val="18"/>
-                <w:szCs w:val="18"/>
+                <w:sz w:val="19"/>
+                <w:szCs w:val="19"/>
               </w:rPr>
               <w:t xml:space="preserve"> to 100%.</w:t>
             </w:r>
@@ -325,8 +326,8 @@
                 <w:rFonts w:ascii="Avenir Next" w:hAnsi="Avenir Next" w:cs="Avenir Next" w:eastAsia="Avenir Next"/>
                 <w:b/>
                 <w:color w:val="003A70"/>
-                <w:sz w:val="18"/>
-                <w:szCs w:val="18"/>
+                <w:sz w:val="19"/>
+                <w:szCs w:val="19"/>
               </w:rPr>
               <w:t xml:space="preserve">•</w:t>
             </w:r>
@@ -334,8 +335,8 @@
               <w:rPr>
                 <w:rFonts w:ascii="Avenir Next" w:hAnsi="Avenir Next" w:cs="Avenir Next" w:eastAsia="Avenir Next"/>
                 <w:color w:val="1A1A1A"/>
-                <w:sz w:val="18"/>
-                <w:szCs w:val="18"/>
+                <w:sz w:val="19"/>
+                <w:szCs w:val="19"/>
               </w:rPr>
               <w:tab/>
             </w:r>
@@ -343,10 +344,10 @@
               <w:rPr>
                 <w:rFonts w:ascii="Avenir Next" w:hAnsi="Avenir Next" w:cs="Avenir Next" w:eastAsia="Avenir Next"/>
                 <w:color w:val="1A1A1A"/>
-                <w:sz w:val="18"/>
-                <w:szCs w:val="18"/>
-              </w:rPr>
-              <w:t xml:space="preserve">Check: the percent of your whole should give back the part.</w:t>
+                <w:sz w:val="19"/>
+                <w:szCs w:val="19"/>
+              </w:rPr>
+              <w:t xml:space="preserve">Check: the percent of your whole gives back the part.</w:t>
             </w:r>
           </w:p>
         </w:tc>
@@ -380,8 +381,8 @@
               <w:rPr>
                 <w:rFonts w:ascii="Avenir Next" w:hAnsi="Avenir Next" w:cs="Avenir Next" w:eastAsia="Avenir Next"/>
                 <w:color w:val="1A1A1A"/>
-                <w:sz w:val="17"/>
-                <w:szCs w:val="17"/>
+                <w:sz w:val="18"/>
+                <w:szCs w:val="18"/>
               </w:rPr>
               <w:t xml:space="preserve">24 stickers are 40% of a pack. How many stickers are in the pack?</w:t>
             </w:r>
@@ -399,8 +400,8 @@
                 <w:rFonts w:ascii="Avenir Next" w:hAnsi="Avenir Next" w:cs="Avenir Next" w:eastAsia="Avenir Next"/>
                 <w:b/>
                 <w:color w:val="003A70"/>
-                <w:sz w:val="17"/>
-                <w:szCs w:val="17"/>
+                <w:sz w:val="18"/>
+                <w:szCs w:val="18"/>
               </w:rPr>
               <w:t xml:space="preserve">Step 1</w:t>
             </w:r>
@@ -408,8 +409,8 @@
               <w:rPr>
                 <w:rFonts w:ascii="Avenir Next" w:hAnsi="Avenir Next" w:cs="Avenir Next" w:eastAsia="Avenir Next"/>
                 <w:color w:val="1A1A1A"/>
-                <w:sz w:val="17"/>
-                <w:szCs w:val="17"/>
+                <w:sz w:val="18"/>
+                <w:szCs w:val="18"/>
               </w:rPr>
               <w:tab/>
             </w:r>
@@ -417,8 +418,8 @@
               <w:rPr>
                 <w:rFonts w:ascii="Avenir Next" w:hAnsi="Avenir Next" w:cs="Avenir Next" w:eastAsia="Avenir Next"/>
                 <w:color w:val="1A1A1A"/>
-                <w:sz w:val="17"/>
-                <w:szCs w:val="17"/>
+                <w:sz w:val="18"/>
+                <w:szCs w:val="18"/>
               </w:rPr>
               <w:t xml:space="preserve">40% ÷ 4 = 10%, so 24 ÷ 4 = 6.</w:t>
             </w:r>
@@ -436,8 +437,8 @@
                 <w:rFonts w:ascii="Avenir Next" w:hAnsi="Avenir Next" w:cs="Avenir Next" w:eastAsia="Avenir Next"/>
                 <w:b/>
                 <w:color w:val="003A70"/>
-                <w:sz w:val="17"/>
-                <w:szCs w:val="17"/>
+                <w:sz w:val="18"/>
+                <w:szCs w:val="18"/>
               </w:rPr>
               <w:t xml:space="preserve">Step 2</w:t>
             </w:r>
@@ -445,8 +446,8 @@
               <w:rPr>
                 <w:rFonts w:ascii="Avenir Next" w:hAnsi="Avenir Next" w:cs="Avenir Next" w:eastAsia="Avenir Next"/>
                 <w:color w:val="1A1A1A"/>
-                <w:sz w:val="17"/>
-                <w:szCs w:val="17"/>
+                <w:sz w:val="18"/>
+                <w:szCs w:val="18"/>
               </w:rPr>
               <w:tab/>
             </w:r>
@@ -454,8 +455,8 @@
               <w:rPr>
                 <w:rFonts w:ascii="Avenir Next" w:hAnsi="Avenir Next" w:cs="Avenir Next" w:eastAsia="Avenir Next"/>
                 <w:color w:val="1A1A1A"/>
-                <w:sz w:val="17"/>
-                <w:szCs w:val="17"/>
+                <w:sz w:val="18"/>
+                <w:szCs w:val="18"/>
               </w:rPr>
               <w:t xml:space="preserve">10% × 10 = 100%, so 6 × 10 = 60.</w:t>
             </w:r>
@@ -473,8 +474,8 @@
                 <w:rFonts w:ascii="Avenir Next" w:hAnsi="Avenir Next" w:cs="Avenir Next" w:eastAsia="Avenir Next"/>
                 <w:b/>
                 <w:color w:val="003A70"/>
-                <w:sz w:val="17"/>
-                <w:szCs w:val="17"/>
+                <w:sz w:val="18"/>
+                <w:szCs w:val="18"/>
               </w:rPr>
               <w:t xml:space="preserve">Step 3</w:t>
             </w:r>
@@ -482,8 +483,8 @@
               <w:rPr>
                 <w:rFonts w:ascii="Avenir Next" w:hAnsi="Avenir Next" w:cs="Avenir Next" w:eastAsia="Avenir Next"/>
                 <w:color w:val="1A1A1A"/>
-                <w:sz w:val="17"/>
-                <w:szCs w:val="17"/>
+                <w:sz w:val="18"/>
+                <w:szCs w:val="18"/>
               </w:rPr>
               <w:tab/>
             </w:r>
@@ -491,8 +492,8 @@
               <w:rPr>
                 <w:rFonts w:ascii="Avenir Next" w:hAnsi="Avenir Next" w:cs="Avenir Next" w:eastAsia="Avenir Next"/>
                 <w:color w:val="1A1A1A"/>
-                <w:sz w:val="17"/>
-                <w:szCs w:val="17"/>
+                <w:sz w:val="18"/>
+                <w:szCs w:val="18"/>
               </w:rPr>
               <w:t xml:space="preserve">Check: 0.40 × 60 = 24.</w:t>
             </w:r>
@@ -510,8 +511,8 @@
                 <w:rFonts w:ascii="Avenir Next" w:hAnsi="Avenir Next" w:cs="Avenir Next" w:eastAsia="Avenir Next"/>
                 <w:b/>
                 <w:color w:val="1A1A1A"/>
-                <w:sz w:val="17"/>
-                <w:szCs w:val="17"/>
+                <w:sz w:val="18"/>
+                <w:szCs w:val="18"/>
               </w:rPr>
               <w:t xml:space="preserve">Answer</w:t>
             </w:r>
@@ -519,8 +520,8 @@
               <w:rPr>
                 <w:rFonts w:ascii="Avenir Next" w:hAnsi="Avenir Next" w:cs="Avenir Next" w:eastAsia="Avenir Next"/>
                 <w:color w:val="1A1A1A"/>
-                <w:sz w:val="17"/>
-                <w:szCs w:val="17"/>
+                <w:sz w:val="18"/>
+                <w:szCs w:val="18"/>
               </w:rPr>
               <w:tab/>
             </w:r>
@@ -529,8 +530,8 @@
                 <w:rFonts w:ascii="Avenir Next" w:hAnsi="Avenir Next" w:cs="Avenir Next" w:eastAsia="Avenir Next"/>
                 <w:b/>
                 <w:color w:val="1A1A1A"/>
-                <w:sz w:val="17"/>
-                <w:szCs w:val="17"/>
+                <w:sz w:val="18"/>
+                <w:szCs w:val="18"/>
               </w:rPr>
               <w:t xml:space="preserve">60 stickers</w:t>
             </w:r>
@@ -642,6 +643,7 @@
           <w:tab w:val="right" w:pos="9504"/>
         </w:tabs>
         <w:spacing w:before="90" w:after="50" w:line="240" w:lineRule="auto"/>
+        <w:outlineLvl w:val="1"/>
       </w:pPr>
       <w:r>
         <w:rPr>
@@ -726,8 +728,8 @@
                 <w:rFonts w:ascii="Avenir Next" w:hAnsi="Avenir Next" w:cs="Avenir Next" w:eastAsia="Avenir Next"/>
                 <w:b/>
                 <w:color w:val="1A1A1A"/>
-                <w:sz w:val="20"/>
-                <w:szCs w:val="20"/>
+                <w:sz w:val="21"/>
+                <w:szCs w:val="21"/>
               </w:rPr>
               <w:t xml:space="preserve">1.</w:t>
             </w:r>
@@ -735,8 +737,8 @@
               <w:rPr>
                 <w:rFonts w:ascii="Avenir Next" w:hAnsi="Avenir Next" w:cs="Avenir Next" w:eastAsia="Avenir Next"/>
                 <w:color w:val="1A1A1A"/>
-                <w:sz w:val="20"/>
-                <w:szCs w:val="20"/>
+                <w:sz w:val="21"/>
+                <w:szCs w:val="21"/>
               </w:rPr>
               <w:tab/>
             </w:r>
@@ -744,8 +746,8 @@
               <w:rPr>
                 <w:rFonts w:ascii="Avenir Next" w:hAnsi="Avenir Next" w:cs="Avenir Next" w:eastAsia="Avenir Next"/>
                 <w:color w:val="1A1A1A"/>
-                <w:sz w:val="20"/>
-                <w:szCs w:val="20"/>
+                <w:sz w:val="21"/>
+                <w:szCs w:val="21"/>
               </w:rPr>
               <w:t xml:space="preserve">Find each whole.</w:t>
             </w:r>
@@ -780,7 +782,7 @@
             <w:tr>
               <w:trPr>
                 <w:cantSplit/>
-                <w:trHeight w:val="448" w:hRule="atLeast"/>
+                <w:trHeight w:val="515" w:hRule="atLeast"/>
               </w:trPr>
               <w:tc>
                 <w:tcPr>
@@ -800,8 +802,8 @@
                       <w:rFonts w:ascii="Avenir Next" w:hAnsi="Avenir Next" w:cs="Avenir Next" w:eastAsia="Avenir Next"/>
                       <w:b/>
                       <w:color w:val="003A70"/>
-                      <w:sz w:val="20"/>
-                      <w:szCs w:val="20"/>
+                      <w:sz w:val="21"/>
+                      <w:szCs w:val="21"/>
                     </w:rPr>
                     <w:t xml:space="preserve">a.</w:t>
                   </w:r>
@@ -809,8 +811,8 @@
                     <w:rPr>
                       <w:rFonts w:ascii="Avenir Next" w:hAnsi="Avenir Next" w:cs="Avenir Next" w:eastAsia="Avenir Next"/>
                       <w:color w:val="1A1A1A"/>
-                      <w:sz w:val="20"/>
-                      <w:szCs w:val="20"/>
+                      <w:sz w:val="21"/>
+                      <w:szCs w:val="21"/>
                     </w:rPr>
                     <w:tab/>
                   </w:r>
@@ -818,8 +820,8 @@
                     <w:rPr>
                       <w:rFonts w:ascii="Avenir Next" w:hAnsi="Avenir Next" w:cs="Avenir Next" w:eastAsia="Avenir Next"/>
                       <w:color w:val="1A1A1A"/>
-                      <w:sz w:val="20"/>
-                      <w:szCs w:val="20"/>
+                      <w:sz w:val="21"/>
+                      <w:szCs w:val="21"/>
                     </w:rPr>
                     <w:t xml:space="preserve">9 is 10% of</w:t>
                   </w:r>
@@ -827,8 +829,8 @@
                     <w:rPr>
                       <w:rFonts w:ascii="Avenir Next" w:hAnsi="Avenir Next" w:cs="Avenir Next" w:eastAsia="Avenir Next"/>
                       <w:color w:val="1A1A1A"/>
-                      <w:sz w:val="20"/>
-                      <w:szCs w:val="20"/>
+                      <w:sz w:val="21"/>
+                      <w:szCs w:val="21"/>
                     </w:rPr>
                     <w:t xml:space="preserve">  </w:t>
                   </w:r>
@@ -836,8 +838,8 @@
                     <w:rPr>
                       <w:rFonts w:ascii="Avenir Next" w:hAnsi="Avenir Next" w:cs="Avenir Next" w:eastAsia="Avenir Next"/>
                       <w:color w:val="1A1A1A"/>
-                      <w:sz w:val="20"/>
-                      <w:szCs w:val="20"/>
+                      <w:sz w:val="21"/>
+                      <w:szCs w:val="21"/>
                       <w:u w:val="single"/>
                     </w:rPr>
                     <w:t xml:space="preserve">        </w:t>
@@ -862,8 +864,8 @@
                       <w:rFonts w:ascii="Avenir Next" w:hAnsi="Avenir Next" w:cs="Avenir Next" w:eastAsia="Avenir Next"/>
                       <w:b/>
                       <w:color w:val="003A70"/>
-                      <w:sz w:val="20"/>
-                      <w:szCs w:val="20"/>
+                      <w:sz w:val="21"/>
+                      <w:szCs w:val="21"/>
                     </w:rPr>
                     <w:t xml:space="preserve">b.</w:t>
                   </w:r>
@@ -871,8 +873,8 @@
                     <w:rPr>
                       <w:rFonts w:ascii="Avenir Next" w:hAnsi="Avenir Next" w:cs="Avenir Next" w:eastAsia="Avenir Next"/>
                       <w:color w:val="1A1A1A"/>
-                      <w:sz w:val="20"/>
-                      <w:szCs w:val="20"/>
+                      <w:sz w:val="21"/>
+                      <w:szCs w:val="21"/>
                     </w:rPr>
                     <w:tab/>
                   </w:r>
@@ -880,8 +882,8 @@
                     <w:rPr>
                       <w:rFonts w:ascii="Avenir Next" w:hAnsi="Avenir Next" w:cs="Avenir Next" w:eastAsia="Avenir Next"/>
                       <w:color w:val="1A1A1A"/>
-                      <w:sz w:val="20"/>
-                      <w:szCs w:val="20"/>
+                      <w:sz w:val="21"/>
+                      <w:szCs w:val="21"/>
                     </w:rPr>
                     <w:t xml:space="preserve">16 is 20% of</w:t>
                   </w:r>
@@ -889,8 +891,8 @@
                     <w:rPr>
                       <w:rFonts w:ascii="Avenir Next" w:hAnsi="Avenir Next" w:cs="Avenir Next" w:eastAsia="Avenir Next"/>
                       <w:color w:val="1A1A1A"/>
-                      <w:sz w:val="20"/>
-                      <w:szCs w:val="20"/>
+                      <w:sz w:val="21"/>
+                      <w:szCs w:val="21"/>
                     </w:rPr>
                     <w:t xml:space="preserve">  </w:t>
                   </w:r>
@@ -898,8 +900,8 @@
                     <w:rPr>
                       <w:rFonts w:ascii="Avenir Next" w:hAnsi="Avenir Next" w:cs="Avenir Next" w:eastAsia="Avenir Next"/>
                       <w:color w:val="1A1A1A"/>
-                      <w:sz w:val="20"/>
-                      <w:szCs w:val="20"/>
+                      <w:sz w:val="21"/>
+                      <w:szCs w:val="21"/>
                       <w:u w:val="single"/>
                     </w:rPr>
                     <w:t xml:space="preserve">        </w:t>
@@ -924,8 +926,8 @@
                       <w:rFonts w:ascii="Avenir Next" w:hAnsi="Avenir Next" w:cs="Avenir Next" w:eastAsia="Avenir Next"/>
                       <w:b/>
                       <w:color w:val="003A70"/>
-                      <w:sz w:val="20"/>
-                      <w:szCs w:val="20"/>
+                      <w:sz w:val="21"/>
+                      <w:szCs w:val="21"/>
                     </w:rPr>
                     <w:t xml:space="preserve">c.</w:t>
                   </w:r>
@@ -933,8 +935,8 @@
                     <w:rPr>
                       <w:rFonts w:ascii="Avenir Next" w:hAnsi="Avenir Next" w:cs="Avenir Next" w:eastAsia="Avenir Next"/>
                       <w:color w:val="1A1A1A"/>
-                      <w:sz w:val="20"/>
-                      <w:szCs w:val="20"/>
+                      <w:sz w:val="21"/>
+                      <w:szCs w:val="21"/>
                     </w:rPr>
                     <w:tab/>
                   </w:r>
@@ -942,8 +944,8 @@
                     <w:rPr>
                       <w:rFonts w:ascii="Avenir Next" w:hAnsi="Avenir Next" w:cs="Avenir Next" w:eastAsia="Avenir Next"/>
                       <w:color w:val="1A1A1A"/>
-                      <w:sz w:val="20"/>
-                      <w:szCs w:val="20"/>
+                      <w:sz w:val="21"/>
+                      <w:szCs w:val="21"/>
                     </w:rPr>
                     <w:t xml:space="preserve">35 is 50% of</w:t>
                   </w:r>
@@ -951,8 +953,8 @@
                     <w:rPr>
                       <w:rFonts w:ascii="Avenir Next" w:hAnsi="Avenir Next" w:cs="Avenir Next" w:eastAsia="Avenir Next"/>
                       <w:color w:val="1A1A1A"/>
-                      <w:sz w:val="20"/>
-                      <w:szCs w:val="20"/>
+                      <w:sz w:val="21"/>
+                      <w:szCs w:val="21"/>
                     </w:rPr>
                     <w:t xml:space="preserve">  </w:t>
                   </w:r>
@@ -960,8 +962,8 @@
                     <w:rPr>
                       <w:rFonts w:ascii="Avenir Next" w:hAnsi="Avenir Next" w:cs="Avenir Next" w:eastAsia="Avenir Next"/>
                       <w:color w:val="1A1A1A"/>
-                      <w:sz w:val="20"/>
-                      <w:szCs w:val="20"/>
+                      <w:sz w:val="21"/>
+                      <w:szCs w:val="21"/>
                       <w:u w:val="single"/>
                     </w:rPr>
                     <w:t xml:space="preserve">        </w:t>
@@ -972,7 +974,7 @@
             <w:tr>
               <w:trPr>
                 <w:cantSplit/>
-                <w:trHeight w:val="448" w:hRule="atLeast"/>
+                <w:trHeight w:val="515" w:hRule="atLeast"/>
               </w:trPr>
               <w:tc>
                 <w:tcPr>
@@ -992,8 +994,8 @@
                       <w:rFonts w:ascii="Avenir Next" w:hAnsi="Avenir Next" w:cs="Avenir Next" w:eastAsia="Avenir Next"/>
                       <w:b/>
                       <w:color w:val="003A70"/>
-                      <w:sz w:val="20"/>
-                      <w:szCs w:val="20"/>
+                      <w:sz w:val="21"/>
+                      <w:szCs w:val="21"/>
                     </w:rPr>
                     <w:t xml:space="preserve">d.</w:t>
                   </w:r>
@@ -1001,8 +1003,8 @@
                     <w:rPr>
                       <w:rFonts w:ascii="Avenir Next" w:hAnsi="Avenir Next" w:cs="Avenir Next" w:eastAsia="Avenir Next"/>
                       <w:color w:val="1A1A1A"/>
-                      <w:sz w:val="20"/>
-                      <w:szCs w:val="20"/>
+                      <w:sz w:val="21"/>
+                      <w:szCs w:val="21"/>
                     </w:rPr>
                     <w:tab/>
                   </w:r>
@@ -1010,8 +1012,8 @@
                     <w:rPr>
                       <w:rFonts w:ascii="Avenir Next" w:hAnsi="Avenir Next" w:cs="Avenir Next" w:eastAsia="Avenir Next"/>
                       <w:color w:val="1A1A1A"/>
-                      <w:sz w:val="20"/>
-                      <w:szCs w:val="20"/>
+                      <w:sz w:val="21"/>
+                      <w:szCs w:val="21"/>
                     </w:rPr>
                     <w:t xml:space="preserve">12 is 25% of</w:t>
                   </w:r>
@@ -1019,8 +1021,8 @@
                     <w:rPr>
                       <w:rFonts w:ascii="Avenir Next" w:hAnsi="Avenir Next" w:cs="Avenir Next" w:eastAsia="Avenir Next"/>
                       <w:color w:val="1A1A1A"/>
-                      <w:sz w:val="20"/>
-                      <w:szCs w:val="20"/>
+                      <w:sz w:val="21"/>
+                      <w:szCs w:val="21"/>
                     </w:rPr>
                     <w:t xml:space="preserve">  </w:t>
                   </w:r>
@@ -1028,8 +1030,8 @@
                     <w:rPr>
                       <w:rFonts w:ascii="Avenir Next" w:hAnsi="Avenir Next" w:cs="Avenir Next" w:eastAsia="Avenir Next"/>
                       <w:color w:val="1A1A1A"/>
-                      <w:sz w:val="20"/>
-                      <w:szCs w:val="20"/>
+                      <w:sz w:val="21"/>
+                      <w:szCs w:val="21"/>
                       <w:u w:val="single"/>
                     </w:rPr>
                     <w:t xml:space="preserve">        </w:t>
@@ -1054,8 +1056,8 @@
                       <w:rFonts w:ascii="Avenir Next" w:hAnsi="Avenir Next" w:cs="Avenir Next" w:eastAsia="Avenir Next"/>
                       <w:b/>
                       <w:color w:val="003A70"/>
-                      <w:sz w:val="20"/>
-                      <w:szCs w:val="20"/>
+                      <w:sz w:val="21"/>
+                      <w:szCs w:val="21"/>
                     </w:rPr>
                     <w:t xml:space="preserve">e.</w:t>
                   </w:r>
@@ -1063,8 +1065,8 @@
                     <w:rPr>
                       <w:rFonts w:ascii="Avenir Next" w:hAnsi="Avenir Next" w:cs="Avenir Next" w:eastAsia="Avenir Next"/>
                       <w:color w:val="1A1A1A"/>
-                      <w:sz w:val="20"/>
-                      <w:szCs w:val="20"/>
+                      <w:sz w:val="21"/>
+                      <w:szCs w:val="21"/>
                     </w:rPr>
                     <w:tab/>
                   </w:r>
@@ -1072,8 +1074,8 @@
                     <w:rPr>
                       <w:rFonts w:ascii="Avenir Next" w:hAnsi="Avenir Next" w:cs="Avenir Next" w:eastAsia="Avenir Next"/>
                       <w:color w:val="1A1A1A"/>
-                      <w:sz w:val="20"/>
-                      <w:szCs w:val="20"/>
+                      <w:sz w:val="21"/>
+                      <w:szCs w:val="21"/>
                     </w:rPr>
                     <w:t xml:space="preserve">45 is 90% of</w:t>
                   </w:r>
@@ -1081,8 +1083,8 @@
                     <w:rPr>
                       <w:rFonts w:ascii="Avenir Next" w:hAnsi="Avenir Next" w:cs="Avenir Next" w:eastAsia="Avenir Next"/>
                       <w:color w:val="1A1A1A"/>
-                      <w:sz w:val="20"/>
-                      <w:szCs w:val="20"/>
+                      <w:sz w:val="21"/>
+                      <w:szCs w:val="21"/>
                     </w:rPr>
                     <w:t xml:space="preserve">  </w:t>
                   </w:r>
@@ -1090,8 +1092,8 @@
                     <w:rPr>
                       <w:rFonts w:ascii="Avenir Next" w:hAnsi="Avenir Next" w:cs="Avenir Next" w:eastAsia="Avenir Next"/>
                       <w:color w:val="1A1A1A"/>
-                      <w:sz w:val="20"/>
-                      <w:szCs w:val="20"/>
+                      <w:sz w:val="21"/>
+                      <w:szCs w:val="21"/>
                       <w:u w:val="single"/>
                     </w:rPr>
                     <w:t xml:space="preserve">        </w:t>
@@ -1116,8 +1118,8 @@
                       <w:rFonts w:ascii="Avenir Next" w:hAnsi="Avenir Next" w:cs="Avenir Next" w:eastAsia="Avenir Next"/>
                       <w:b/>
                       <w:color w:val="003A70"/>
-                      <w:sz w:val="20"/>
-                      <w:szCs w:val="20"/>
+                      <w:sz w:val="21"/>
+                      <w:szCs w:val="21"/>
                     </w:rPr>
                     <w:t xml:space="preserve">f.</w:t>
                   </w:r>
@@ -1125,8 +1127,8 @@
                     <w:rPr>
                       <w:rFonts w:ascii="Avenir Next" w:hAnsi="Avenir Next" w:cs="Avenir Next" w:eastAsia="Avenir Next"/>
                       <w:color w:val="1A1A1A"/>
-                      <w:sz w:val="20"/>
-                      <w:szCs w:val="20"/>
+                      <w:sz w:val="21"/>
+                      <w:szCs w:val="21"/>
                     </w:rPr>
                     <w:tab/>
                   </w:r>
@@ -1134,8 +1136,8 @@
                     <w:rPr>
                       <w:rFonts w:ascii="Avenir Next" w:hAnsi="Avenir Next" w:cs="Avenir Next" w:eastAsia="Avenir Next"/>
                       <w:color w:val="1A1A1A"/>
-                      <w:sz w:val="20"/>
-                      <w:szCs w:val="20"/>
+                      <w:sz w:val="21"/>
+                      <w:szCs w:val="21"/>
                     </w:rPr>
                     <w:t xml:space="preserve">28 is 70% of</w:t>
                   </w:r>
@@ -1143,8 +1145,8 @@
                     <w:rPr>
                       <w:rFonts w:ascii="Avenir Next" w:hAnsi="Avenir Next" w:cs="Avenir Next" w:eastAsia="Avenir Next"/>
                       <w:color w:val="1A1A1A"/>
-                      <w:sz w:val="20"/>
-                      <w:szCs w:val="20"/>
+                      <w:sz w:val="21"/>
+                      <w:szCs w:val="21"/>
                     </w:rPr>
                     <w:t xml:space="preserve">  </w:t>
                   </w:r>
@@ -1152,8 +1154,8 @@
                     <w:rPr>
                       <w:rFonts w:ascii="Avenir Next" w:hAnsi="Avenir Next" w:cs="Avenir Next" w:eastAsia="Avenir Next"/>
                       <w:color w:val="1A1A1A"/>
-                      <w:sz w:val="20"/>
-                      <w:szCs w:val="20"/>
+                      <w:sz w:val="21"/>
+                      <w:szCs w:val="21"/>
                       <w:u w:val="single"/>
                     </w:rPr>
                     <w:t xml:space="preserve">        </w:t>
@@ -1227,8 +1229,8 @@
                 <w:rFonts w:ascii="Avenir Next" w:hAnsi="Avenir Next" w:cs="Avenir Next" w:eastAsia="Avenir Next"/>
                 <w:b/>
                 <w:color w:val="1A1A1A"/>
-                <w:sz w:val="20"/>
-                <w:szCs w:val="20"/>
+                <w:sz w:val="21"/>
+                <w:szCs w:val="21"/>
               </w:rPr>
               <w:t xml:space="preserve">2.</w:t>
             </w:r>
@@ -1236,8 +1238,8 @@
               <w:rPr>
                 <w:rFonts w:ascii="Avenir Next" w:hAnsi="Avenir Next" w:cs="Avenir Next" w:eastAsia="Avenir Next"/>
                 <w:color w:val="1A1A1A"/>
-                <w:sz w:val="20"/>
-                <w:szCs w:val="20"/>
+                <w:sz w:val="21"/>
+                <w:szCs w:val="21"/>
               </w:rPr>
               <w:tab/>
             </w:r>
@@ -1246,8 +1248,8 @@
                 <w:rFonts w:ascii="Avenir Next" w:hAnsi="Avenir Next" w:cs="Avenir Next" w:eastAsia="Avenir Next"/>
                 <w:b/>
                 <w:color w:val="1A1A1A"/>
-                <w:sz w:val="20"/>
-                <w:szCs w:val="20"/>
+                <w:sz w:val="21"/>
+                <w:szCs w:val="21"/>
               </w:rPr>
               <w:t xml:space="preserve">Field Trip Deposit.  </w:t>
             </w:r>
@@ -1255,10 +1257,10 @@
               <w:rPr>
                 <w:rFonts w:ascii="Avenir Next" w:hAnsi="Avenir Next" w:cs="Avenir Next" w:eastAsia="Avenir Next"/>
                 <w:color w:val="1A1A1A"/>
-                <w:sz w:val="20"/>
-                <w:szCs w:val="20"/>
-              </w:rPr>
-              <w:t xml:space="preserve">A class paid a $54 deposit. That is 30% of the full cost of the trip. Use the double number line.</w:t>
+                <w:sz w:val="21"/>
+                <w:szCs w:val="21"/>
+              </w:rPr>
+              <w:t xml:space="preserve">A class paid a $54 deposit. That is 30% of the full cost of the trip. Fill in the double number line. Find the full cost.</w:t>
             </w:r>
           </w:p>
           <w:p>
@@ -1272,8 +1274,8 @@
                 <w:rFonts w:ascii="Avenir Next" w:hAnsi="Avenir Next" w:cs="Avenir Next" w:eastAsia="Avenir Next"/>
                 <w:b/>
                 <w:color w:val="003A70"/>
-                <w:sz w:val="17"/>
-                <w:szCs w:val="17"/>
+                <w:sz w:val="18"/>
+                <w:szCs w:val="18"/>
               </w:rPr>
               <w:t xml:space="preserve">Hint  </w:t>
             </w:r>
@@ -1282,8 +1284,8 @@
                 <w:rFonts w:ascii="Avenir Next" w:hAnsi="Avenir Next" w:cs="Avenir Next" w:eastAsia="Avenir Next"/>
                 <w:i/>
                 <w:color w:val="5A5F66"/>
-                <w:sz w:val="17"/>
-                <w:szCs w:val="17"/>
+                <w:sz w:val="18"/>
+                <w:szCs w:val="18"/>
               </w:rPr>
               <w:t xml:space="preserve">30% ÷ 3 = 10%, so divide $54 by 3.</w:t>
             </w:r>
@@ -1330,116 +1332,30 @@
           </w:p>
           <w:p>
             <w:pPr>
-              <w:keepNext/>
               <w:tabs>
-                <w:tab w:val="left" w:pos="772"/>
+                <w:tab w:val="right" w:leader="underscore" w:pos="9504"/>
               </w:tabs>
-              <w:spacing w:before="0" w:after="60" w:line="276" w:lineRule="auto"/>
-              <w:ind w:left="772" w:hanging="340"/>
-            </w:pPr>
-            <w:r>
-              <w:rPr>
-                <w:rFonts w:ascii="Avenir Next" w:hAnsi="Avenir Next" w:cs="Avenir Next" w:eastAsia="Avenir Next"/>
-                <w:b/>
-                <w:color w:val="003A70"/>
-                <w:sz w:val="20"/>
-                <w:szCs w:val="20"/>
-              </w:rPr>
-              <w:t xml:space="preserve">a.</w:t>
-            </w:r>
-            <w:r>
-              <w:rPr>
-                <w:rFonts w:ascii="Avenir Next" w:hAnsi="Avenir Next" w:cs="Avenir Next" w:eastAsia="Avenir Next"/>
-                <w:color w:val="1A1A1A"/>
-                <w:sz w:val="20"/>
-                <w:szCs w:val="20"/>
+              <w:spacing w:before="90" w:after="40" w:line="264" w:lineRule="auto"/>
+              <w:ind w:left="432"/>
+            </w:pPr>
+            <w:r>
+              <w:rPr>
+                <w:rFonts w:ascii="Avenir Next" w:hAnsi="Avenir Next" w:cs="Avenir Next" w:eastAsia="Avenir Next"/>
+                <w:b/>
+                <w:color w:val="1A1A1A"/>
+                <w:sz w:val="18"/>
+                <w:szCs w:val="18"/>
+              </w:rPr>
+              <w:t xml:space="preserve">Full cost</w:t>
+            </w:r>
+            <w:r>
+              <w:rPr>
+                <w:rFonts w:ascii="Avenir Next" w:hAnsi="Avenir Next" w:cs="Avenir Next" w:eastAsia="Avenir Next"/>
+                <w:color w:val="1A1A1A"/>
+                <w:sz w:val="18"/>
+                <w:szCs w:val="18"/>
               </w:rPr>
               <w:tab/>
-            </w:r>
-            <w:r>
-              <w:rPr>
-                <w:rFonts w:ascii="Avenir Next" w:hAnsi="Avenir Next" w:cs="Avenir Next" w:eastAsia="Avenir Next"/>
-                <w:color w:val="1A1A1A"/>
-                <w:sz w:val="20"/>
-                <w:szCs w:val="20"/>
-              </w:rPr>
-              <w:t xml:space="preserve">What dollar amount matches 10%?</w:t>
-            </w:r>
-            <w:r>
-              <w:rPr>
-                <w:rFonts w:ascii="Avenir Next" w:hAnsi="Avenir Next" w:cs="Avenir Next" w:eastAsia="Avenir Next"/>
-                <w:color w:val="1A1A1A"/>
-                <w:sz w:val="20"/>
-                <w:szCs w:val="20"/>
-              </w:rPr>
-              <w:t xml:space="preserve">  </w:t>
-            </w:r>
-            <w:r>
-              <w:rPr>
-                <w:rFonts w:ascii="Avenir Next" w:hAnsi="Avenir Next" w:cs="Avenir Next" w:eastAsia="Avenir Next"/>
-                <w:color w:val="1A1A1A"/>
-                <w:sz w:val="20"/>
-                <w:szCs w:val="20"/>
-                <w:u w:val="single"/>
-              </w:rPr>
-              <w:t xml:space="preserve">                      </w:t>
-            </w:r>
-          </w:p>
-          <w:p>
-            <w:pPr>
-              <w:keepNext/>
-              <w:tabs>
-                <w:tab w:val="left" w:pos="772"/>
-              </w:tabs>
-              <w:spacing w:before="0" w:after="60" w:line="276" w:lineRule="auto"/>
-              <w:ind w:left="772" w:hanging="340"/>
-            </w:pPr>
-            <w:r>
-              <w:rPr>
-                <w:rFonts w:ascii="Avenir Next" w:hAnsi="Avenir Next" w:cs="Avenir Next" w:eastAsia="Avenir Next"/>
-                <w:b/>
-                <w:color w:val="003A70"/>
-                <w:sz w:val="20"/>
-                <w:szCs w:val="20"/>
-              </w:rPr>
-              <w:t xml:space="preserve">b.</w:t>
-            </w:r>
-            <w:r>
-              <w:rPr>
-                <w:rFonts w:ascii="Avenir Next" w:hAnsi="Avenir Next" w:cs="Avenir Next" w:eastAsia="Avenir Next"/>
-                <w:color w:val="1A1A1A"/>
-                <w:sz w:val="20"/>
-                <w:szCs w:val="20"/>
-              </w:rPr>
-              <w:tab/>
-            </w:r>
-            <w:r>
-              <w:rPr>
-                <w:rFonts w:ascii="Avenir Next" w:hAnsi="Avenir Next" w:cs="Avenir Next" w:eastAsia="Avenir Next"/>
-                <w:color w:val="1A1A1A"/>
-                <w:sz w:val="20"/>
-                <w:szCs w:val="20"/>
-              </w:rPr>
-              <w:t xml:space="preserve">What is the full cost of the trip?</w:t>
-            </w:r>
-            <w:r>
-              <w:rPr>
-                <w:rFonts w:ascii="Avenir Next" w:hAnsi="Avenir Next" w:cs="Avenir Next" w:eastAsia="Avenir Next"/>
-                <w:color w:val="1A1A1A"/>
-                <w:sz w:val="20"/>
-                <w:szCs w:val="20"/>
-              </w:rPr>
-              <w:t xml:space="preserve">  </w:t>
-            </w:r>
-            <w:r>
-              <w:rPr>
-                <w:rFonts w:ascii="Avenir Next" w:hAnsi="Avenir Next" w:cs="Avenir Next" w:eastAsia="Avenir Next"/>
-                <w:color w:val="1A1A1A"/>
-                <w:sz w:val="20"/>
-                <w:szCs w:val="20"/>
-                <w:u w:val="single"/>
-              </w:rPr>
-              <w:t xml:space="preserve">                      </w:t>
             </w:r>
           </w:p>
         </w:tc>
@@ -1503,8 +1419,8 @@
                 <w:rFonts w:ascii="Avenir Next" w:hAnsi="Avenir Next" w:cs="Avenir Next" w:eastAsia="Avenir Next"/>
                 <w:b/>
                 <w:color w:val="1A1A1A"/>
-                <w:sz w:val="20"/>
-                <w:szCs w:val="20"/>
+                <w:sz w:val="21"/>
+                <w:szCs w:val="21"/>
               </w:rPr>
               <w:t xml:space="preserve">3.</w:t>
             </w:r>
@@ -1512,8 +1428,8 @@
               <w:rPr>
                 <w:rFonts w:ascii="Avenir Next" w:hAnsi="Avenir Next" w:cs="Avenir Next" w:eastAsia="Avenir Next"/>
                 <w:color w:val="1A1A1A"/>
-                <w:sz w:val="20"/>
-                <w:szCs w:val="20"/>
+                <w:sz w:val="21"/>
+                <w:szCs w:val="21"/>
               </w:rPr>
               <w:tab/>
             </w:r>
@@ -1522,8 +1438,8 @@
                 <w:rFonts w:ascii="Avenir Next" w:hAnsi="Avenir Next" w:cs="Avenir Next" w:eastAsia="Avenir Next"/>
                 <w:b/>
                 <w:color w:val="1A1A1A"/>
-                <w:sz w:val="20"/>
-                <w:szCs w:val="20"/>
+                <w:sz w:val="21"/>
+                <w:szCs w:val="21"/>
               </w:rPr>
               <w:t xml:space="preserve">Puzzle Pieces.  </w:t>
             </w:r>
@@ -1531,8 +1447,8 @@
               <w:rPr>
                 <w:rFonts w:ascii="Avenir Next" w:hAnsi="Avenir Next" w:cs="Avenir Next" w:eastAsia="Avenir Next"/>
                 <w:color w:val="1A1A1A"/>
-                <w:sz w:val="20"/>
-                <w:szCs w:val="20"/>
+                <w:sz w:val="21"/>
+                <w:szCs w:val="21"/>
               </w:rPr>
               <w:t xml:space="preserve">Nadia has placed 84 pieces. That is 70% of the puzzle.</w:t>
             </w:r>
@@ -1551,8 +1467,8 @@
                 <w:rFonts w:ascii="Avenir Next" w:hAnsi="Avenir Next" w:cs="Avenir Next" w:eastAsia="Avenir Next"/>
                 <w:b/>
                 <w:color w:val="003A70"/>
-                <w:sz w:val="20"/>
-                <w:szCs w:val="20"/>
+                <w:sz w:val="21"/>
+                <w:szCs w:val="21"/>
               </w:rPr>
               <w:t xml:space="preserve">a.</w:t>
             </w:r>
@@ -1560,8 +1476,8 @@
               <w:rPr>
                 <w:rFonts w:ascii="Avenir Next" w:hAnsi="Avenir Next" w:cs="Avenir Next" w:eastAsia="Avenir Next"/>
                 <w:color w:val="1A1A1A"/>
-                <w:sz w:val="20"/>
-                <w:szCs w:val="20"/>
+                <w:sz w:val="21"/>
+                <w:szCs w:val="21"/>
               </w:rPr>
               <w:tab/>
             </w:r>
@@ -1569,8 +1485,8 @@
               <w:rPr>
                 <w:rFonts w:ascii="Avenir Next" w:hAnsi="Avenir Next" w:cs="Avenir Next" w:eastAsia="Avenir Next"/>
                 <w:color w:val="1A1A1A"/>
-                <w:sz w:val="20"/>
-                <w:szCs w:val="20"/>
+                <w:sz w:val="21"/>
+                <w:szCs w:val="21"/>
               </w:rPr>
               <w:t xml:space="preserve">10% of the puzzle</w:t>
             </w:r>
@@ -1578,8 +1494,8 @@
               <w:rPr>
                 <w:rFonts w:ascii="Avenir Next" w:hAnsi="Avenir Next" w:cs="Avenir Next" w:eastAsia="Avenir Next"/>
                 <w:color w:val="1A1A1A"/>
-                <w:sz w:val="20"/>
-                <w:szCs w:val="20"/>
+                <w:sz w:val="21"/>
+                <w:szCs w:val="21"/>
               </w:rPr>
               <w:t xml:space="preserve">  </w:t>
             </w:r>
@@ -1587,8 +1503,8 @@
               <w:rPr>
                 <w:rFonts w:ascii="Avenir Next" w:hAnsi="Avenir Next" w:cs="Avenir Next" w:eastAsia="Avenir Next"/>
                 <w:color w:val="1A1A1A"/>
-                <w:sz w:val="20"/>
-                <w:szCs w:val="20"/>
+                <w:sz w:val="21"/>
+                <w:szCs w:val="21"/>
                 <w:u w:val="single"/>
               </w:rPr>
               <w:t xml:space="preserve">                      </w:t>
@@ -1608,8 +1524,8 @@
                 <w:rFonts w:ascii="Avenir Next" w:hAnsi="Avenir Next" w:cs="Avenir Next" w:eastAsia="Avenir Next"/>
                 <w:b/>
                 <w:color w:val="003A70"/>
-                <w:sz w:val="20"/>
-                <w:szCs w:val="20"/>
+                <w:sz w:val="21"/>
+                <w:szCs w:val="21"/>
               </w:rPr>
               <w:t xml:space="preserve">b.</w:t>
             </w:r>
@@ -1617,8 +1533,8 @@
               <w:rPr>
                 <w:rFonts w:ascii="Avenir Next" w:hAnsi="Avenir Next" w:cs="Avenir Next" w:eastAsia="Avenir Next"/>
                 <w:color w:val="1A1A1A"/>
-                <w:sz w:val="20"/>
-                <w:szCs w:val="20"/>
+                <w:sz w:val="21"/>
+                <w:szCs w:val="21"/>
               </w:rPr>
               <w:tab/>
             </w:r>
@@ -1626,8 +1542,8 @@
               <w:rPr>
                 <w:rFonts w:ascii="Avenir Next" w:hAnsi="Avenir Next" w:cs="Avenir Next" w:eastAsia="Avenir Next"/>
                 <w:color w:val="1A1A1A"/>
-                <w:sz w:val="20"/>
-                <w:szCs w:val="20"/>
+                <w:sz w:val="21"/>
+                <w:szCs w:val="21"/>
               </w:rPr>
               <w:t xml:space="preserve">Total pieces</w:t>
             </w:r>
@@ -1635,8 +1551,8 @@
               <w:rPr>
                 <w:rFonts w:ascii="Avenir Next" w:hAnsi="Avenir Next" w:cs="Avenir Next" w:eastAsia="Avenir Next"/>
                 <w:color w:val="1A1A1A"/>
-                <w:sz w:val="20"/>
-                <w:szCs w:val="20"/>
+                <w:sz w:val="21"/>
+                <w:szCs w:val="21"/>
               </w:rPr>
               <w:t xml:space="preserve">  </w:t>
             </w:r>
@@ -1644,8 +1560,8 @@
               <w:rPr>
                 <w:rFonts w:ascii="Avenir Next" w:hAnsi="Avenir Next" w:cs="Avenir Next" w:eastAsia="Avenir Next"/>
                 <w:color w:val="1A1A1A"/>
-                <w:sz w:val="20"/>
-                <w:szCs w:val="20"/>
+                <w:sz w:val="21"/>
+                <w:szCs w:val="21"/>
                 <w:u w:val="single"/>
               </w:rPr>
               <w:t xml:space="preserve">                      </w:t>
@@ -1671,8 +1587,8 @@
                 <w:rFonts w:ascii="Avenir Next" w:hAnsi="Avenir Next" w:cs="Avenir Next" w:eastAsia="Avenir Next"/>
                 <w:b/>
                 <w:color w:val="1A1A1A"/>
-                <w:sz w:val="20"/>
-                <w:szCs w:val="20"/>
+                <w:sz w:val="21"/>
+                <w:szCs w:val="21"/>
               </w:rPr>
               <w:t xml:space="preserve">4.</w:t>
             </w:r>
@@ -1680,8 +1596,8 @@
               <w:rPr>
                 <w:rFonts w:ascii="Avenir Next" w:hAnsi="Avenir Next" w:cs="Avenir Next" w:eastAsia="Avenir Next"/>
                 <w:color w:val="1A1A1A"/>
-                <w:sz w:val="20"/>
-                <w:szCs w:val="20"/>
+                <w:sz w:val="21"/>
+                <w:szCs w:val="21"/>
               </w:rPr>
               <w:tab/>
             </w:r>
@@ -1690,8 +1606,8 @@
                 <w:rFonts w:ascii="Avenir Next" w:hAnsi="Avenir Next" w:cs="Avenir Next" w:eastAsia="Avenir Next"/>
                 <w:b/>
                 <w:color w:val="1A1A1A"/>
-                <w:sz w:val="20"/>
-                <w:szCs w:val="20"/>
+                <w:sz w:val="21"/>
+                <w:szCs w:val="21"/>
               </w:rPr>
               <w:t xml:space="preserve">Water Bottle.  </w:t>
             </w:r>
@@ -1699,37 +1615,10 @@
               <w:rPr>
                 <w:rFonts w:ascii="Avenir Next" w:hAnsi="Avenir Next" w:cs="Avenir Next" w:eastAsia="Avenir Next"/>
                 <w:color w:val="1A1A1A"/>
-                <w:sz w:val="20"/>
-                <w:szCs w:val="20"/>
+                <w:sz w:val="21"/>
+                <w:szCs w:val="21"/>
               </w:rPr>
               <w:t xml:space="preserve">A bottle has 36 mL of water left. That is 15% of the full bottle.</w:t>
-            </w:r>
-          </w:p>
-          <w:p>
-            <w:pPr>
-              <w:keepNext/>
-              <w:spacing w:before="0" w:after="40" w:line="252" w:lineRule="auto"/>
-              <w:ind w:left="432"/>
-            </w:pPr>
-            <w:r>
-              <w:rPr>
-                <w:rFonts w:ascii="Avenir Next" w:hAnsi="Avenir Next" w:cs="Avenir Next" w:eastAsia="Avenir Next"/>
-                <w:b/>
-                <w:color w:val="003A70"/>
-                <w:sz w:val="17"/>
-                <w:szCs w:val="17"/>
-              </w:rPr>
-              <w:t xml:space="preserve">Hint  </w:t>
-            </w:r>
-            <w:r>
-              <w:rPr>
-                <w:rFonts w:ascii="Avenir Next" w:hAnsi="Avenir Next" w:cs="Avenir Next" w:eastAsia="Avenir Next"/>
-                <w:i/>
-                <w:color w:val="5A5F66"/>
-                <w:sz w:val="17"/>
-                <w:szCs w:val="17"/>
-              </w:rPr>
-              <w:t xml:space="preserve">15% ÷ 3 = 5%.</w:t>
             </w:r>
           </w:p>
           <w:p>
@@ -1746,8 +1635,8 @@
                 <w:rFonts w:ascii="Avenir Next" w:hAnsi="Avenir Next" w:cs="Avenir Next" w:eastAsia="Avenir Next"/>
                 <w:b/>
                 <w:color w:val="003A70"/>
-                <w:sz w:val="20"/>
-                <w:szCs w:val="20"/>
+                <w:sz w:val="21"/>
+                <w:szCs w:val="21"/>
               </w:rPr>
               <w:t xml:space="preserve">a.</w:t>
             </w:r>
@@ -1755,8 +1644,8 @@
               <w:rPr>
                 <w:rFonts w:ascii="Avenir Next" w:hAnsi="Avenir Next" w:cs="Avenir Next" w:eastAsia="Avenir Next"/>
                 <w:color w:val="1A1A1A"/>
-                <w:sz w:val="20"/>
-                <w:szCs w:val="20"/>
+                <w:sz w:val="21"/>
+                <w:szCs w:val="21"/>
               </w:rPr>
               <w:tab/>
             </w:r>
@@ -1764,8 +1653,8 @@
               <w:rPr>
                 <w:rFonts w:ascii="Avenir Next" w:hAnsi="Avenir Next" w:cs="Avenir Next" w:eastAsia="Avenir Next"/>
                 <w:color w:val="1A1A1A"/>
-                <w:sz w:val="20"/>
-                <w:szCs w:val="20"/>
+                <w:sz w:val="21"/>
+                <w:szCs w:val="21"/>
               </w:rPr>
               <w:t xml:space="preserve">5% of the bottle</w:t>
             </w:r>
@@ -1773,8 +1662,8 @@
               <w:rPr>
                 <w:rFonts w:ascii="Avenir Next" w:hAnsi="Avenir Next" w:cs="Avenir Next" w:eastAsia="Avenir Next"/>
                 <w:color w:val="1A1A1A"/>
-                <w:sz w:val="20"/>
-                <w:szCs w:val="20"/>
+                <w:sz w:val="21"/>
+                <w:szCs w:val="21"/>
               </w:rPr>
               <w:t xml:space="preserve">  </w:t>
             </w:r>
@@ -1782,8 +1671,8 @@
               <w:rPr>
                 <w:rFonts w:ascii="Avenir Next" w:hAnsi="Avenir Next" w:cs="Avenir Next" w:eastAsia="Avenir Next"/>
                 <w:color w:val="1A1A1A"/>
-                <w:sz w:val="20"/>
-                <w:szCs w:val="20"/>
+                <w:sz w:val="21"/>
+                <w:szCs w:val="21"/>
                 <w:u w:val="single"/>
               </w:rPr>
               <w:t xml:space="preserve">                </w:t>
@@ -1792,8 +1681,8 @@
               <w:rPr>
                 <w:rFonts w:ascii="Avenir Next" w:hAnsi="Avenir Next" w:cs="Avenir Next" w:eastAsia="Avenir Next"/>
                 <w:color w:val="1A1A1A"/>
-                <w:sz w:val="20"/>
-                <w:szCs w:val="20"/>
+                <w:sz w:val="21"/>
+                <w:szCs w:val="21"/>
               </w:rPr>
               <w:t xml:space="preserve"> mL</w:t>
             </w:r>
@@ -1812,8 +1701,8 @@
                 <w:rFonts w:ascii="Avenir Next" w:hAnsi="Avenir Next" w:cs="Avenir Next" w:eastAsia="Avenir Next"/>
                 <w:b/>
                 <w:color w:val="003A70"/>
-                <w:sz w:val="20"/>
-                <w:szCs w:val="20"/>
+                <w:sz w:val="21"/>
+                <w:szCs w:val="21"/>
               </w:rPr>
               <w:t xml:space="preserve">b.</w:t>
             </w:r>
@@ -1821,8 +1710,8 @@
               <w:rPr>
                 <w:rFonts w:ascii="Avenir Next" w:hAnsi="Avenir Next" w:cs="Avenir Next" w:eastAsia="Avenir Next"/>
                 <w:color w:val="1A1A1A"/>
-                <w:sz w:val="20"/>
-                <w:szCs w:val="20"/>
+                <w:sz w:val="21"/>
+                <w:szCs w:val="21"/>
               </w:rPr>
               <w:tab/>
             </w:r>
@@ -1830,8 +1719,8 @@
               <w:rPr>
                 <w:rFonts w:ascii="Avenir Next" w:hAnsi="Avenir Next" w:cs="Avenir Next" w:eastAsia="Avenir Next"/>
                 <w:color w:val="1A1A1A"/>
-                <w:sz w:val="20"/>
-                <w:szCs w:val="20"/>
+                <w:sz w:val="21"/>
+                <w:szCs w:val="21"/>
               </w:rPr>
               <w:t xml:space="preserve">Full bottle</w:t>
             </w:r>
@@ -1839,8 +1728,8 @@
               <w:rPr>
                 <w:rFonts w:ascii="Avenir Next" w:hAnsi="Avenir Next" w:cs="Avenir Next" w:eastAsia="Avenir Next"/>
                 <w:color w:val="1A1A1A"/>
-                <w:sz w:val="20"/>
-                <w:szCs w:val="20"/>
+                <w:sz w:val="21"/>
+                <w:szCs w:val="21"/>
               </w:rPr>
               <w:t xml:space="preserve">  </w:t>
             </w:r>
@@ -1848,8 +1737,8 @@
               <w:rPr>
                 <w:rFonts w:ascii="Avenir Next" w:hAnsi="Avenir Next" w:cs="Avenir Next" w:eastAsia="Avenir Next"/>
                 <w:color w:val="1A1A1A"/>
-                <w:sz w:val="20"/>
-                <w:szCs w:val="20"/>
+                <w:sz w:val="21"/>
+                <w:szCs w:val="21"/>
                 <w:u w:val="single"/>
               </w:rPr>
               <w:t xml:space="preserve">                </w:t>
@@ -1858,8 +1747,8 @@
               <w:rPr>
                 <w:rFonts w:ascii="Avenir Next" w:hAnsi="Avenir Next" w:cs="Avenir Next" w:eastAsia="Avenir Next"/>
                 <w:color w:val="1A1A1A"/>
-                <w:sz w:val="20"/>
-                <w:szCs w:val="20"/>
+                <w:sz w:val="21"/>
+                <w:szCs w:val="21"/>
               </w:rPr>
               <w:t xml:space="preserve"> mL</w:t>
             </w:r>
@@ -1925,8 +1814,8 @@
                 <w:rFonts w:ascii="Avenir Next" w:hAnsi="Avenir Next" w:cs="Avenir Next" w:eastAsia="Avenir Next"/>
                 <w:b/>
                 <w:color w:val="1A1A1A"/>
-                <w:sz w:val="20"/>
-                <w:szCs w:val="20"/>
+                <w:sz w:val="21"/>
+                <w:szCs w:val="21"/>
               </w:rPr>
               <w:t xml:space="preserve">5.</w:t>
             </w:r>
@@ -1934,8 +1823,8 @@
               <w:rPr>
                 <w:rFonts w:ascii="Avenir Next" w:hAnsi="Avenir Next" w:cs="Avenir Next" w:eastAsia="Avenir Next"/>
                 <w:color w:val="1A1A1A"/>
-                <w:sz w:val="20"/>
-                <w:szCs w:val="20"/>
+                <w:sz w:val="21"/>
+                <w:szCs w:val="21"/>
               </w:rPr>
               <w:tab/>
             </w:r>
@@ -1944,8 +1833,8 @@
                 <w:rFonts w:ascii="Avenir Next" w:hAnsi="Avenir Next" w:cs="Avenir Next" w:eastAsia="Avenir Next"/>
                 <w:b/>
                 <w:color w:val="1A1A1A"/>
-                <w:sz w:val="20"/>
-                <w:szCs w:val="20"/>
+                <w:sz w:val="21"/>
+                <w:szCs w:val="21"/>
               </w:rPr>
               <w:t xml:space="preserve">Library Books.  </w:t>
             </w:r>
@@ -1953,10 +1842,10 @@
               <w:rPr>
                 <w:rFonts w:ascii="Avenir Next" w:hAnsi="Avenir Next" w:cs="Avenir Next" w:eastAsia="Avenir Next"/>
                 <w:color w:val="1A1A1A"/>
-                <w:sz w:val="20"/>
-                <w:szCs w:val="20"/>
-              </w:rPr>
-              <w:t xml:space="preserve">A class has returned 48 library books. That is 60% of the books it borrowed. How many books did it borrow?</w:t>
+                <w:sz w:val="21"/>
+                <w:szCs w:val="21"/>
+              </w:rPr>
+              <w:t xml:space="preserve">A class returned 48 library books. That is 60% of the books it borrowed. Complete the ratio table. How many books did it borrow?</w:t>
             </w:r>
           </w:p>
           <w:p>
@@ -1970,8 +1859,8 @@
                 <w:rFonts w:ascii="Avenir Next" w:hAnsi="Avenir Next" w:cs="Avenir Next" w:eastAsia="Avenir Next"/>
                 <w:b/>
                 <w:color w:val="003A70"/>
-                <w:sz w:val="17"/>
-                <w:szCs w:val="17"/>
+                <w:sz w:val="18"/>
+                <w:szCs w:val="18"/>
               </w:rPr>
               <w:t xml:space="preserve">Hint  </w:t>
             </w:r>
@@ -1980,10 +1869,327 @@
                 <w:rFonts w:ascii="Avenir Next" w:hAnsi="Avenir Next" w:cs="Avenir Next" w:eastAsia="Avenir Next"/>
                 <w:i/>
                 <w:color w:val="5A5F66"/>
-                <w:sz w:val="17"/>
-                <w:szCs w:val="17"/>
-              </w:rPr>
-              <w:t xml:space="preserve">Step down to 10% first.</w:t>
+                <w:sz w:val="18"/>
+                <w:szCs w:val="18"/>
+              </w:rPr>
+              <w:t xml:space="preserve">60% ÷ 6 = 10%, so divide 48 by 6.</w:t>
+            </w:r>
+          </w:p>
+          <w:tbl>
+            <w:tblPr>
+              <w:tblInd w:w="432" w:type="dxa"/>
+              <w:tblW w:w="4059" w:type="dxa"/>
+              <w:jc w:val="left"/>
+              <w:tblBorders>
+                <w:top w:val="single" w:sz="4" w:space="0" w:color="000000"/>
+                <w:left w:val="single" w:sz="4" w:space="0" w:color="000000"/>
+                <w:bottom w:val="single" w:sz="4" w:space="0" w:color="000000"/>
+                <w:right w:val="single" w:sz="4" w:space="0" w:color="000000"/>
+                <w:insideH w:val="single" w:sz="4" w:space="0" w:color="000000"/>
+                <w:insideV w:val="single" w:sz="4" w:space="0" w:color="000000"/>
+              </w:tblBorders>
+              <w:tblLayout w:type="fixed"/>
+              <w:tblCellMar>
+                <w:top w:w="50" w:type="dxa"/>
+                <w:left w:w="100" w:type="dxa"/>
+                <w:bottom w:w="50" w:type="dxa"/>
+                <w:right w:w="100" w:type="dxa"/>
+              </w:tblCellMar>
+              <w:tblLook w:val="0000" w:firstRow="0" w:lastRow="0" w:firstColumn="0" w:lastColumn="0" w:noHBand="1" w:noVBand="1"/>
+            </w:tblPr>
+            <w:tblGrid>
+              <w:gridCol w:w="1353"/>
+              <w:gridCol w:w="902"/>
+              <w:gridCol w:w="902"/>
+              <w:gridCol w:w="902"/>
+            </w:tblGrid>
+            <w:tr>
+              <w:trPr>
+                <w:cantSplit/>
+                <w:trHeight w:val="400" w:hRule="atLeast"/>
+              </w:trPr>
+              <w:tc>
+                <w:tcPr>
+                  <w:tcW w:w="1353" w:type="dxa"/>
+                  <w:shd w:val="clear" w:color="auto" w:fill="F2F4F6"/>
+                  <w:vAlign w:val="center"/>
+                </w:tcPr>
+                <w:p>
+                  <w:pPr>
+                    <w:spacing w:before="0" w:after="0" w:line="240" w:lineRule="auto"/>
+                    <w:jc w:val="left"/>
+                  </w:pPr>
+                  <w:r>
+                    <w:rPr>
+                      <w:rFonts w:ascii="Avenir Next" w:hAnsi="Avenir Next" w:cs="Avenir Next" w:eastAsia="Avenir Next"/>
+                      <w:b/>
+                      <w:color w:val="1A1A1A"/>
+                      <w:sz w:val="19"/>
+                      <w:szCs w:val="19"/>
+                    </w:rPr>
+                    <w:t xml:space="preserve">Percent</w:t>
+                  </w:r>
+                </w:p>
+              </w:tc>
+              <w:tc>
+                <w:tcPr>
+                  <w:tcW w:w="902" w:type="dxa"/>
+                  <w:shd w:val="clear" w:color="auto" w:fill="F2F4F6"/>
+                  <w:vAlign w:val="center"/>
+                </w:tcPr>
+                <w:p>
+                  <w:pPr>
+                    <w:spacing w:before="0" w:after="0" w:line="240" w:lineRule="auto"/>
+                    <w:jc w:val="center"/>
+                  </w:pPr>
+                  <w:r>
+                    <w:rPr>
+                      <w:rFonts w:ascii="Avenir Next" w:hAnsi="Avenir Next" w:cs="Avenir Next" w:eastAsia="Avenir Next"/>
+                      <w:b/>
+                      <w:color w:val="1A1A1A"/>
+                      <w:sz w:val="19"/>
+                      <w:szCs w:val="19"/>
+                    </w:rPr>
+                    <w:t xml:space="preserve">60%</w:t>
+                  </w:r>
+                </w:p>
+              </w:tc>
+              <w:tc>
+                <w:tcPr>
+                  <w:tcW w:w="902" w:type="dxa"/>
+                  <w:shd w:val="clear" w:color="auto" w:fill="F2F4F6"/>
+                  <w:vAlign w:val="center"/>
+                </w:tcPr>
+                <w:p>
+                  <w:pPr>
+                    <w:spacing w:before="0" w:after="0" w:line="240" w:lineRule="auto"/>
+                    <w:jc w:val="center"/>
+                  </w:pPr>
+                  <w:r>
+                    <w:rPr>
+                      <w:rFonts w:ascii="Avenir Next" w:hAnsi="Avenir Next" w:cs="Avenir Next" w:eastAsia="Avenir Next"/>
+                      <w:b/>
+                      <w:color w:val="1A1A1A"/>
+                      <w:sz w:val="19"/>
+                      <w:szCs w:val="19"/>
+                    </w:rPr>
+                    <w:t xml:space="preserve">10%</w:t>
+                  </w:r>
+                </w:p>
+              </w:tc>
+              <w:tc>
+                <w:tcPr>
+                  <w:tcW w:w="902" w:type="dxa"/>
+                  <w:shd w:val="clear" w:color="auto" w:fill="F2F4F6"/>
+                  <w:vAlign w:val="center"/>
+                </w:tcPr>
+                <w:p>
+                  <w:pPr>
+                    <w:spacing w:before="0" w:after="0" w:line="240" w:lineRule="auto"/>
+                    <w:jc w:val="center"/>
+                  </w:pPr>
+                  <w:r>
+                    <w:rPr>
+                      <w:rFonts w:ascii="Avenir Next" w:hAnsi="Avenir Next" w:cs="Avenir Next" w:eastAsia="Avenir Next"/>
+                      <w:b/>
+                      <w:color w:val="1A1A1A"/>
+                      <w:sz w:val="19"/>
+                      <w:szCs w:val="19"/>
+                    </w:rPr>
+                    <w:t xml:space="preserve">100%</w:t>
+                  </w:r>
+                </w:p>
+              </w:tc>
+            </w:tr>
+            <w:tr>
+              <w:trPr>
+                <w:cantSplit/>
+                <w:trHeight w:val="400" w:hRule="atLeast"/>
+              </w:trPr>
+              <w:tc>
+                <w:tcPr>
+                  <w:tcW w:w="1353" w:type="dxa"/>
+                  <w:shd w:val="clear" w:color="auto" w:fill="F2F4F6"/>
+                  <w:vAlign w:val="center"/>
+                </w:tcPr>
+                <w:p>
+                  <w:pPr>
+                    <w:spacing w:before="0" w:after="0" w:line="240" w:lineRule="auto"/>
+                    <w:jc w:val="left"/>
+                  </w:pPr>
+                  <w:r>
+                    <w:rPr>
+                      <w:rFonts w:ascii="Avenir Next" w:hAnsi="Avenir Next" w:cs="Avenir Next" w:eastAsia="Avenir Next"/>
+                      <w:b/>
+                      <w:color w:val="1A1A1A"/>
+                      <w:sz w:val="19"/>
+                      <w:szCs w:val="19"/>
+                    </w:rPr>
+                    <w:t xml:space="preserve">Books</w:t>
+                  </w:r>
+                </w:p>
+              </w:tc>
+              <w:tc>
+                <w:tcPr>
+                  <w:tcW w:w="902" w:type="dxa"/>
+                  <w:vAlign w:val="center"/>
+                </w:tcPr>
+                <w:p>
+                  <w:pPr>
+                    <w:spacing w:before="0" w:after="0" w:line="240" w:lineRule="auto"/>
+                    <w:jc w:val="center"/>
+                  </w:pPr>
+                  <w:r>
+                    <w:rPr>
+                      <w:rFonts w:ascii="Avenir Next" w:hAnsi="Avenir Next" w:cs="Avenir Next" w:eastAsia="Avenir Next"/>
+                      <w:color w:val="1A1A1A"/>
+                      <w:sz w:val="19"/>
+                      <w:szCs w:val="19"/>
+                    </w:rPr>
+                    <w:t xml:space="preserve">48</w:t>
+                  </w:r>
+                </w:p>
+              </w:tc>
+              <w:tc>
+                <w:tcPr>
+                  <w:tcW w:w="902" w:type="dxa"/>
+                  <w:vAlign w:val="center"/>
+                </w:tcPr>
+                <w:p>
+                  <w:pPr>
+                    <w:spacing w:before="0" w:after="0" w:line="240" w:lineRule="auto"/>
+                  </w:pPr>
+                </w:p>
+              </w:tc>
+              <w:tc>
+                <w:tcPr>
+                  <w:tcW w:w="902" w:type="dxa"/>
+                  <w:vAlign w:val="center"/>
+                </w:tcPr>
+                <w:p>
+                  <w:pPr>
+                    <w:spacing w:before="0" w:after="0" w:line="240" w:lineRule="auto"/>
+                  </w:pPr>
+                </w:p>
+              </w:tc>
+            </w:tr>
+          </w:tbl>
+          <w:p>
+            <w:pPr>
+              <w:tabs>
+                <w:tab w:val="right" w:leader="underscore" w:pos="3742"/>
+              </w:tabs>
+              <w:spacing w:before="90" w:after="40" w:line="264" w:lineRule="auto"/>
+              <w:ind w:left="432"/>
+            </w:pPr>
+            <w:r>
+              <w:rPr>
+                <w:rFonts w:ascii="Avenir Next" w:hAnsi="Avenir Next" w:cs="Avenir Next" w:eastAsia="Avenir Next"/>
+                <w:b/>
+                <w:color w:val="1A1A1A"/>
+                <w:sz w:val="18"/>
+                <w:szCs w:val="18"/>
+              </w:rPr>
+              <w:t xml:space="preserve">Answer</w:t>
+            </w:r>
+            <w:r>
+              <w:rPr>
+                <w:rFonts w:ascii="Avenir Next" w:hAnsi="Avenir Next" w:cs="Avenir Next" w:eastAsia="Avenir Next"/>
+                <w:color w:val="1A1A1A"/>
+                <w:sz w:val="18"/>
+                <w:szCs w:val="18"/>
+              </w:rPr>
+              <w:tab/>
+            </w:r>
+            <w:r>
+              <w:rPr>
+                <w:rFonts w:ascii="Avenir Next" w:hAnsi="Avenir Next" w:cs="Avenir Next" w:eastAsia="Avenir Next"/>
+                <w:color w:val="1A1A1A"/>
+                <w:sz w:val="18"/>
+                <w:szCs w:val="18"/>
+              </w:rPr>
+              <w:t xml:space="preserve">  books</w:t>
+            </w:r>
+          </w:p>
+        </w:tc>
+        <w:tc>
+          <w:tcPr>
+            <w:tcW w:w="4752" w:type="dxa"/>
+            <w:vAlign w:val="top"/>
+          </w:tcPr>
+          <w:p>
+            <w:pPr>
+              <w:keepNext/>
+              <w:tabs>
+                <w:tab w:val="left" w:pos="432"/>
+              </w:tabs>
+              <w:spacing w:before="90" w:after="40" w:line="268" w:lineRule="auto"/>
+              <w:ind w:left="432" w:hanging="432"/>
+            </w:pPr>
+            <w:r>
+              <w:rPr>
+                <w:rFonts w:ascii="Avenir Next" w:hAnsi="Avenir Next" w:cs="Avenir Next" w:eastAsia="Avenir Next"/>
+                <w:b/>
+                <w:color w:val="1A1A1A"/>
+                <w:sz w:val="21"/>
+                <w:szCs w:val="21"/>
+              </w:rPr>
+              <w:t xml:space="preserve">6.</w:t>
+            </w:r>
+            <w:r>
+              <w:rPr>
+                <w:rFonts w:ascii="Avenir Next" w:hAnsi="Avenir Next" w:cs="Avenir Next" w:eastAsia="Avenir Next"/>
+                <w:color w:val="1A1A1A"/>
+                <w:sz w:val="21"/>
+                <w:szCs w:val="21"/>
+              </w:rPr>
+              <w:tab/>
+            </w:r>
+            <w:r>
+              <w:rPr>
+                <w:rFonts w:ascii="Avenir Next" w:hAnsi="Avenir Next" w:cs="Avenir Next" w:eastAsia="Avenir Next"/>
+                <w:b/>
+                <w:color w:val="1A1A1A"/>
+                <w:sz w:val="21"/>
+                <w:szCs w:val="21"/>
+              </w:rPr>
+              <w:t xml:space="preserve">Sale Claim.  </w:t>
+            </w:r>
+            <w:r>
+              <w:rPr>
+                <w:rFonts w:ascii="Avenir Next" w:hAnsi="Avenir Next" w:cs="Avenir Next" w:eastAsia="Avenir Next"/>
+                <w:color w:val="1A1A1A"/>
+                <w:sz w:val="21"/>
+                <w:szCs w:val="21"/>
+              </w:rPr>
+              <w:t xml:space="preserve">A hat sells for $21. That is 70% of its first price. Kip says the first price was $14.70. Is he right?</w:t>
+            </w:r>
+          </w:p>
+          <w:p>
+            <w:pPr>
+              <w:keepNext/>
+              <w:spacing w:before="0" w:after="40" w:line="252" w:lineRule="auto"/>
+              <w:ind w:left="432"/>
+            </w:pPr>
+            <w:r>
+              <w:rPr>
+                <w:rFonts w:ascii="Avenir Next" w:hAnsi="Avenir Next" w:cs="Avenir Next" w:eastAsia="Avenir Next"/>
+                <w:b/>
+                <w:color w:val="003A70"/>
+                <w:sz w:val="18"/>
+                <w:szCs w:val="18"/>
+              </w:rPr>
+              <w:t xml:space="preserve">Hint  </w:t>
+            </w:r>
+            <w:r>
+              <w:rPr>
+                <w:rFonts w:ascii="Avenir Next" w:hAnsi="Avenir Next" w:cs="Avenir Next" w:eastAsia="Avenir Next"/>
+                <w:i/>
+                <w:color w:val="5A5F66"/>
+                <w:sz w:val="18"/>
+                <w:szCs w:val="18"/>
+              </w:rPr>
+              <w:t xml:space="preserve">The first price must be greater than the sale price.</w:t>
             </w:r>
           </w:p>
           <w:p>
@@ -2019,183 +2225,7 @@
             <w:tr>
               <w:trPr>
                 <w:cantSplit/>
-                <w:trHeight w:val="656" w:hRule="atLeast"/>
-              </w:trPr>
-              <w:tc>
-                <w:tcPr>
-                  <w:tcW w:w="4060" w:type="dxa"/>
-                  <w:vAlign w:val="top"/>
-                </w:tcPr>
-                <w:p>
-                  <w:pPr>
-                    <w:spacing w:before="0" w:after="0" w:line="240" w:lineRule="auto"/>
-                  </w:pPr>
-                  <w:r>
-                    <w:rPr>
-                      <w:rFonts w:ascii="Avenir Next" w:hAnsi="Avenir Next" w:cs="Avenir Next" w:eastAsia="Avenir Next"/>
-                      <w:i/>
-                      <w:color w:val="8A9099"/>
-                      <w:sz w:val="14"/>
-                      <w:szCs w:val="14"/>
-                    </w:rPr>
-                    <w:t xml:space="preserve">Show your work.</w:t>
-                  </w:r>
-                </w:p>
-              </w:tc>
-            </w:tr>
-          </w:tbl>
-          <w:p>
-            <w:pPr>
-              <w:tabs>
-                <w:tab w:val="right" w:leader="underscore" w:pos="3742"/>
-              </w:tabs>
-              <w:spacing w:before="90" w:after="40" w:line="264" w:lineRule="auto"/>
-              <w:ind w:left="432"/>
-            </w:pPr>
-            <w:r>
-              <w:rPr>
-                <w:rFonts w:ascii="Avenir Next" w:hAnsi="Avenir Next" w:cs="Avenir Next" w:eastAsia="Avenir Next"/>
-                <w:b/>
-                <w:color w:val="1A1A1A"/>
-                <w:sz w:val="18"/>
-                <w:szCs w:val="18"/>
-              </w:rPr>
-              <w:t xml:space="preserve">Answer</w:t>
-            </w:r>
-            <w:r>
-              <w:rPr>
-                <w:rFonts w:ascii="Avenir Next" w:hAnsi="Avenir Next" w:cs="Avenir Next" w:eastAsia="Avenir Next"/>
-                <w:color w:val="1A1A1A"/>
-                <w:sz w:val="18"/>
-                <w:szCs w:val="18"/>
-              </w:rPr>
-              <w:tab/>
-            </w:r>
-            <w:r>
-              <w:rPr>
-                <w:rFonts w:ascii="Avenir Next" w:hAnsi="Avenir Next" w:cs="Avenir Next" w:eastAsia="Avenir Next"/>
-                <w:color w:val="1A1A1A"/>
-                <w:sz w:val="18"/>
-                <w:szCs w:val="18"/>
-              </w:rPr>
-              <w:t xml:space="preserve">  books</w:t>
-            </w:r>
-          </w:p>
-        </w:tc>
-        <w:tc>
-          <w:tcPr>
-            <w:tcW w:w="4752" w:type="dxa"/>
-            <w:vAlign w:val="top"/>
-          </w:tcPr>
-          <w:p>
-            <w:pPr>
-              <w:keepNext/>
-              <w:tabs>
-                <w:tab w:val="left" w:pos="432"/>
-              </w:tabs>
-              <w:spacing w:before="90" w:after="40" w:line="268" w:lineRule="auto"/>
-              <w:ind w:left="432" w:hanging="432"/>
-            </w:pPr>
-            <w:r>
-              <w:rPr>
-                <w:rFonts w:ascii="Avenir Next" w:hAnsi="Avenir Next" w:cs="Avenir Next" w:eastAsia="Avenir Next"/>
-                <w:b/>
-                <w:color w:val="1A1A1A"/>
-                <w:sz w:val="20"/>
-                <w:szCs w:val="20"/>
-              </w:rPr>
-              <w:t xml:space="preserve">6.</w:t>
-            </w:r>
-            <w:r>
-              <w:rPr>
-                <w:rFonts w:ascii="Avenir Next" w:hAnsi="Avenir Next" w:cs="Avenir Next" w:eastAsia="Avenir Next"/>
-                <w:color w:val="1A1A1A"/>
-                <w:sz w:val="20"/>
-                <w:szCs w:val="20"/>
-              </w:rPr>
-              <w:tab/>
-            </w:r>
-            <w:r>
-              <w:rPr>
-                <w:rFonts w:ascii="Avenir Next" w:hAnsi="Avenir Next" w:cs="Avenir Next" w:eastAsia="Avenir Next"/>
-                <w:b/>
-                <w:color w:val="1A1A1A"/>
-                <w:sz w:val="20"/>
-                <w:szCs w:val="20"/>
-              </w:rPr>
-              <w:t xml:space="preserve">Sale Claim.  </w:t>
-            </w:r>
-            <w:r>
-              <w:rPr>
-                <w:rFonts w:ascii="Avenir Next" w:hAnsi="Avenir Next" w:cs="Avenir Next" w:eastAsia="Avenir Next"/>
-                <w:color w:val="1A1A1A"/>
-                <w:sz w:val="20"/>
-                <w:szCs w:val="20"/>
-              </w:rPr>
-              <w:t xml:space="preserve">A hat sells for $21. That is 70% of its first price. Kip says the first price was $14.70. Is he right?</w:t>
-            </w:r>
-          </w:p>
-          <w:p>
-            <w:pPr>
-              <w:keepNext/>
-              <w:spacing w:before="0" w:after="40" w:line="252" w:lineRule="auto"/>
-              <w:ind w:left="432"/>
-            </w:pPr>
-            <w:r>
-              <w:rPr>
-                <w:rFonts w:ascii="Avenir Next" w:hAnsi="Avenir Next" w:cs="Avenir Next" w:eastAsia="Avenir Next"/>
-                <w:b/>
-                <w:color w:val="003A70"/>
-                <w:sz w:val="17"/>
-                <w:szCs w:val="17"/>
-              </w:rPr>
-              <w:t xml:space="preserve">Hint  </w:t>
-            </w:r>
-            <w:r>
-              <w:rPr>
-                <w:rFonts w:ascii="Avenir Next" w:hAnsi="Avenir Next" w:cs="Avenir Next" w:eastAsia="Avenir Next"/>
-                <w:i/>
-                <w:color w:val="5A5F66"/>
-                <w:sz w:val="17"/>
-                <w:szCs w:val="17"/>
-              </w:rPr>
-              <w:t xml:space="preserve">The first price must be greater than the sale price.</w:t>
-            </w:r>
-          </w:p>
-          <w:p>
-            <w:pPr>
-              <w:spacing w:before="0" w:after="0" w:line="60" w:lineRule="auto"/>
-            </w:pPr>
-          </w:p>
-          <w:tbl>
-            <w:tblPr>
-              <w:tblInd w:w="432" w:type="dxa"/>
-              <w:tblW w:w="4060" w:type="dxa"/>
-              <w:jc w:val="left"/>
-              <w:tblBorders>
-                <w:top w:val="single" w:sz="4" w:space="0" w:color="8A9099"/>
-                <w:left w:val="single" w:sz="4" w:space="0" w:color="8A9099"/>
-                <w:bottom w:val="single" w:sz="4" w:space="0" w:color="8A9099"/>
-                <w:right w:val="single" w:sz="4" w:space="0" w:color="8A9099"/>
-                <w:insideH w:val="nil"/>
-                <w:insideV w:val="nil"/>
-              </w:tblBorders>
-              <w:tblLayout w:type="fixed"/>
-              <w:tblCellMar>
-                <w:top w:w="50" w:type="dxa"/>
-                <w:left w:w="100" w:type="dxa"/>
-                <w:bottom w:w="50" w:type="dxa"/>
-                <w:right w:w="100" w:type="dxa"/>
-              </w:tblCellMar>
-              <w:tblLook w:val="0000" w:firstRow="0" w:lastRow="0" w:firstColumn="0" w:lastColumn="0" w:noHBand="1" w:noVBand="1"/>
-            </w:tblPr>
-            <w:tblGrid>
-              <w:gridCol w:w="4060"/>
-            </w:tblGrid>
-            <w:tr>
-              <w:trPr>
-                <w:cantSplit/>
-                <w:trHeight w:val="656" w:hRule="atLeast"/>
+                <w:trHeight w:val="920" w:hRule="atLeast"/>
               </w:trPr>
               <w:tc>
                 <w:tcPr>
@@ -2308,8 +2338,8 @@
                 <w:rFonts w:ascii="Avenir Next" w:hAnsi="Avenir Next" w:cs="Avenir Next" w:eastAsia="Avenir Next"/>
                 <w:b/>
                 <w:color w:val="1A1A1A"/>
-                <w:sz w:val="20"/>
-                <w:szCs w:val="20"/>
+                <w:sz w:val="21"/>
+                <w:szCs w:val="21"/>
               </w:rPr>
               <w:t xml:space="preserve">7.</w:t>
             </w:r>
@@ -2317,8 +2347,8 @@
               <w:rPr>
                 <w:rFonts w:ascii="Avenir Next" w:hAnsi="Avenir Next" w:cs="Avenir Next" w:eastAsia="Avenir Next"/>
                 <w:color w:val="1A1A1A"/>
-                <w:sz w:val="20"/>
-                <w:szCs w:val="20"/>
+                <w:sz w:val="21"/>
+                <w:szCs w:val="21"/>
               </w:rPr>
               <w:tab/>
             </w:r>
@@ -2327,8 +2357,8 @@
                 <w:rFonts w:ascii="Avenir Next" w:hAnsi="Avenir Next" w:cs="Avenir Next" w:eastAsia="Avenir Next"/>
                 <w:b/>
                 <w:color w:val="1A1A1A"/>
-                <w:sz w:val="20"/>
-                <w:szCs w:val="20"/>
+                <w:sz w:val="21"/>
+                <w:szCs w:val="21"/>
               </w:rPr>
               <w:t xml:space="preserve">Movie Tickets.  </w:t>
             </w:r>
@@ -2336,10 +2366,10 @@
               <w:rPr>
                 <w:rFonts w:ascii="Avenir Next" w:hAnsi="Avenir Next" w:cs="Avenir Next" w:eastAsia="Avenir Next"/>
                 <w:color w:val="1A1A1A"/>
-                <w:sz w:val="20"/>
-                <w:szCs w:val="20"/>
-              </w:rPr>
-              <w:t xml:space="preserve">A theater sold 96 tickets. That is 75% of all its seats. Fill in the double number line. How many seats are there?</w:t>
+                <w:sz w:val="21"/>
+                <w:szCs w:val="21"/>
+              </w:rPr>
+              <w:t xml:space="preserve">A theater sold 96 tickets. That is 75% of its seats. Fill in the double number line. How many seats are there?</w:t>
             </w:r>
           </w:p>
           <w:p>
@@ -2353,8 +2383,8 @@
                 <w:rFonts w:ascii="Avenir Next" w:hAnsi="Avenir Next" w:cs="Avenir Next" w:eastAsia="Avenir Next"/>
                 <w:b/>
                 <w:color w:val="003A70"/>
-                <w:sz w:val="17"/>
-                <w:szCs w:val="17"/>
+                <w:sz w:val="18"/>
+                <w:szCs w:val="18"/>
               </w:rPr>
               <w:t xml:space="preserve">Hint  </w:t>
             </w:r>
@@ -2363,8 +2393,8 @@
                 <w:rFonts w:ascii="Avenir Next" w:hAnsi="Avenir Next" w:cs="Avenir Next" w:eastAsia="Avenir Next"/>
                 <w:i/>
                 <w:color w:val="5A5F66"/>
-                <w:sz w:val="17"/>
-                <w:szCs w:val="17"/>
+                <w:sz w:val="18"/>
+                <w:szCs w:val="18"/>
               </w:rPr>
               <w:t xml:space="preserve">75% ÷ 3 = 25%.</w:t>
             </w:r>
@@ -2506,8 +2536,8 @@
                 <w:rFonts w:ascii="Avenir Next" w:hAnsi="Avenir Next" w:cs="Avenir Next" w:eastAsia="Avenir Next"/>
                 <w:b/>
                 <w:color w:val="1A1A1A"/>
-                <w:sz w:val="20"/>
-                <w:szCs w:val="20"/>
+                <w:sz w:val="21"/>
+                <w:szCs w:val="21"/>
               </w:rPr>
               <w:t xml:space="preserve">8.</w:t>
             </w:r>
@@ -2515,8 +2545,8 @@
               <w:rPr>
                 <w:rFonts w:ascii="Avenir Next" w:hAnsi="Avenir Next" w:cs="Avenir Next" w:eastAsia="Avenir Next"/>
                 <w:color w:val="1A1A1A"/>
-                <w:sz w:val="20"/>
-                <w:szCs w:val="20"/>
+                <w:sz w:val="21"/>
+                <w:szCs w:val="21"/>
               </w:rPr>
               <w:tab/>
             </w:r>
@@ -2525,8 +2555,8 @@
                 <w:rFonts w:ascii="Avenir Next" w:hAnsi="Avenir Next" w:cs="Avenir Next" w:eastAsia="Avenir Next"/>
                 <w:b/>
                 <w:color w:val="1A1A1A"/>
-                <w:sz w:val="20"/>
-                <w:szCs w:val="20"/>
+                <w:sz w:val="21"/>
+                <w:szCs w:val="21"/>
               </w:rPr>
               <w:t xml:space="preserve">Book Fair.  </w:t>
             </w:r>
@@ -2534,10 +2564,37 @@
               <w:rPr>
                 <w:rFonts w:ascii="Avenir Next" w:hAnsi="Avenir Next" w:cs="Avenir Next" w:eastAsia="Avenir Next"/>
                 <w:color w:val="1A1A1A"/>
-                <w:sz w:val="20"/>
-                <w:szCs w:val="20"/>
+                <w:sz w:val="21"/>
+                <w:szCs w:val="21"/>
               </w:rPr>
               <w:t xml:space="preserve">A book fair sold 84 books on Friday. That was 28% of the week’s total sales.</w:t>
+            </w:r>
+          </w:p>
+          <w:p>
+            <w:pPr>
+              <w:keepNext/>
+              <w:spacing w:before="0" w:after="40" w:line="252" w:lineRule="auto"/>
+              <w:ind w:left="432"/>
+            </w:pPr>
+            <w:r>
+              <w:rPr>
+                <w:rFonts w:ascii="Avenir Next" w:hAnsi="Avenir Next" w:cs="Avenir Next" w:eastAsia="Avenir Next"/>
+                <w:b/>
+                <w:color w:val="003A70"/>
+                <w:sz w:val="18"/>
+                <w:szCs w:val="18"/>
+              </w:rPr>
+              <w:t xml:space="preserve">Hint  </w:t>
+            </w:r>
+            <w:r>
+              <w:rPr>
+                <w:rFonts w:ascii="Avenir Next" w:hAnsi="Avenir Next" w:cs="Avenir Next" w:eastAsia="Avenir Next"/>
+                <w:i/>
+                <w:color w:val="5A5F66"/>
+                <w:sz w:val="18"/>
+                <w:szCs w:val="18"/>
+              </w:rPr>
+              <w:t xml:space="preserve">28% = 7 × 4%. Find 4% first.</w:t>
             </w:r>
           </w:p>
           <w:p>
@@ -2554,8 +2611,8 @@
                 <w:rFonts w:ascii="Avenir Next" w:hAnsi="Avenir Next" w:cs="Avenir Next" w:eastAsia="Avenir Next"/>
                 <w:b/>
                 <w:color w:val="003A70"/>
-                <w:sz w:val="20"/>
-                <w:szCs w:val="20"/>
+                <w:sz w:val="21"/>
+                <w:szCs w:val="21"/>
               </w:rPr>
               <w:t xml:space="preserve">a.</w:t>
             </w:r>
@@ -2563,8 +2620,8 @@
               <w:rPr>
                 <w:rFonts w:ascii="Avenir Next" w:hAnsi="Avenir Next" w:cs="Avenir Next" w:eastAsia="Avenir Next"/>
                 <w:color w:val="1A1A1A"/>
-                <w:sz w:val="20"/>
-                <w:szCs w:val="20"/>
+                <w:sz w:val="21"/>
+                <w:szCs w:val="21"/>
               </w:rPr>
               <w:tab/>
             </w:r>
@@ -2572,8 +2629,8 @@
               <w:rPr>
                 <w:rFonts w:ascii="Avenir Next" w:hAnsi="Avenir Next" w:cs="Avenir Next" w:eastAsia="Avenir Next"/>
                 <w:color w:val="1A1A1A"/>
-                <w:sz w:val="20"/>
-                <w:szCs w:val="20"/>
+                <w:sz w:val="21"/>
+                <w:szCs w:val="21"/>
               </w:rPr>
               <w:t xml:space="preserve">How many books were sold all week?</w:t>
             </w:r>
@@ -2581,8 +2638,8 @@
               <w:rPr>
                 <w:rFonts w:ascii="Avenir Next" w:hAnsi="Avenir Next" w:cs="Avenir Next" w:eastAsia="Avenir Next"/>
                 <w:color w:val="1A1A1A"/>
-                <w:sz w:val="20"/>
-                <w:szCs w:val="20"/>
+                <w:sz w:val="21"/>
+                <w:szCs w:val="21"/>
               </w:rPr>
               <w:t xml:space="preserve">  </w:t>
             </w:r>
@@ -2590,8 +2647,8 @@
               <w:rPr>
                 <w:rFonts w:ascii="Avenir Next" w:hAnsi="Avenir Next" w:cs="Avenir Next" w:eastAsia="Avenir Next"/>
                 <w:color w:val="1A1A1A"/>
-                <w:sz w:val="20"/>
-                <w:szCs w:val="20"/>
+                <w:sz w:val="21"/>
+                <w:szCs w:val="21"/>
                 <w:u w:val="single"/>
               </w:rPr>
               <w:t xml:space="preserve">                      </w:t>
@@ -2611,8 +2668,8 @@
                 <w:rFonts w:ascii="Avenir Next" w:hAnsi="Avenir Next" w:cs="Avenir Next" w:eastAsia="Avenir Next"/>
                 <w:b/>
                 <w:color w:val="003A70"/>
-                <w:sz w:val="20"/>
-                <w:szCs w:val="20"/>
+                <w:sz w:val="21"/>
+                <w:szCs w:val="21"/>
               </w:rPr>
               <w:t xml:space="preserve">b.</w:t>
             </w:r>
@@ -2620,8 +2677,8 @@
               <w:rPr>
                 <w:rFonts w:ascii="Avenir Next" w:hAnsi="Avenir Next" w:cs="Avenir Next" w:eastAsia="Avenir Next"/>
                 <w:color w:val="1A1A1A"/>
-                <w:sz w:val="20"/>
-                <w:szCs w:val="20"/>
+                <w:sz w:val="21"/>
+                <w:szCs w:val="21"/>
               </w:rPr>
               <w:tab/>
             </w:r>
@@ -2629,8 +2686,8 @@
               <w:rPr>
                 <w:rFonts w:ascii="Avenir Next" w:hAnsi="Avenir Next" w:cs="Avenir Next" w:eastAsia="Avenir Next"/>
                 <w:color w:val="1A1A1A"/>
-                <w:sz w:val="20"/>
-                <w:szCs w:val="20"/>
+                <w:sz w:val="21"/>
+                <w:szCs w:val="21"/>
               </w:rPr>
               <w:t xml:space="preserve">How many were sold on the other days?</w:t>
             </w:r>
@@ -2638,8 +2695,8 @@
               <w:rPr>
                 <w:rFonts w:ascii="Avenir Next" w:hAnsi="Avenir Next" w:cs="Avenir Next" w:eastAsia="Avenir Next"/>
                 <w:color w:val="1A1A1A"/>
-                <w:sz w:val="20"/>
-                <w:szCs w:val="20"/>
+                <w:sz w:val="21"/>
+                <w:szCs w:val="21"/>
               </w:rPr>
               <w:t xml:space="preserve">  </w:t>
             </w:r>
@@ -2647,8 +2704,8 @@
               <w:rPr>
                 <w:rFonts w:ascii="Avenir Next" w:hAnsi="Avenir Next" w:cs="Avenir Next" w:eastAsia="Avenir Next"/>
                 <w:color w:val="1A1A1A"/>
-                <w:sz w:val="20"/>
-                <w:szCs w:val="20"/>
+                <w:sz w:val="21"/>
+                <w:szCs w:val="21"/>
                 <w:u w:val="single"/>
               </w:rPr>
               <w:t xml:space="preserve">                      </w:t>
@@ -2668,8 +2725,8 @@
                 <w:rFonts w:ascii="Avenir Next" w:hAnsi="Avenir Next" w:cs="Avenir Next" w:eastAsia="Avenir Next"/>
                 <w:b/>
                 <w:color w:val="003A70"/>
-                <w:sz w:val="20"/>
-                <w:szCs w:val="20"/>
+                <w:sz w:val="21"/>
+                <w:szCs w:val="21"/>
               </w:rPr>
               <w:t xml:space="preserve">c.</w:t>
             </w:r>
@@ -2677,8 +2734,8 @@
               <w:rPr>
                 <w:rFonts w:ascii="Avenir Next" w:hAnsi="Avenir Next" w:cs="Avenir Next" w:eastAsia="Avenir Next"/>
                 <w:color w:val="1A1A1A"/>
-                <w:sz w:val="20"/>
-                <w:szCs w:val="20"/>
+                <w:sz w:val="21"/>
+                <w:szCs w:val="21"/>
               </w:rPr>
               <w:tab/>
             </w:r>
@@ -2686,8 +2743,8 @@
               <w:rPr>
                 <w:rFonts w:ascii="Avenir Next" w:hAnsi="Avenir Next" w:cs="Avenir Next" w:eastAsia="Avenir Next"/>
                 <w:color w:val="1A1A1A"/>
-                <w:sz w:val="20"/>
-                <w:szCs w:val="20"/>
+                <w:sz w:val="21"/>
+                <w:szCs w:val="21"/>
               </w:rPr>
               <w:t xml:space="preserve">Show a one-step check of part a.</w:t>
             </w:r>
@@ -2725,7 +2782,7 @@
             <w:tr>
               <w:trPr>
                 <w:cantSplit/>
-                <w:trHeight w:val="656" w:hRule="atLeast"/>
+                <w:trHeight w:val="920" w:hRule="atLeast"/>
               </w:trPr>
               <w:tc>
                 <w:tcPr>
@@ -2773,6 +2830,7 @@
           <w:tab w:val="right" w:pos="9504"/>
         </w:tabs>
         <w:spacing w:before="90" w:after="50" w:line="240" w:lineRule="auto"/>
+        <w:outlineLvl w:val="1"/>
       </w:pPr>
       <w:r>
         <w:rPr>
@@ -2857,8 +2915,8 @@
                 <w:rFonts w:ascii="Avenir Next" w:hAnsi="Avenir Next" w:cs="Avenir Next" w:eastAsia="Avenir Next"/>
                 <w:b/>
                 <w:color w:val="1A1A1A"/>
-                <w:sz w:val="20"/>
-                <w:szCs w:val="20"/>
+                <w:sz w:val="21"/>
+                <w:szCs w:val="21"/>
               </w:rPr>
               <w:t xml:space="preserve">9.</w:t>
             </w:r>
@@ -2866,8 +2924,8 @@
               <w:rPr>
                 <w:rFonts w:ascii="Avenir Next" w:hAnsi="Avenir Next" w:cs="Avenir Next" w:eastAsia="Avenir Next"/>
                 <w:color w:val="1A1A1A"/>
-                <w:sz w:val="20"/>
-                <w:szCs w:val="20"/>
+                <w:sz w:val="21"/>
+                <w:szCs w:val="21"/>
               </w:rPr>
               <w:tab/>
             </w:r>
@@ -2876,8 +2934,8 @@
                 <w:rFonts w:ascii="Avenir Next" w:hAnsi="Avenir Next" w:cs="Avenir Next" w:eastAsia="Avenir Next"/>
                 <w:b/>
                 <w:color w:val="1A1A1A"/>
-                <w:sz w:val="20"/>
-                <w:szCs w:val="20"/>
+                <w:sz w:val="21"/>
+                <w:szCs w:val="21"/>
               </w:rPr>
               <w:t xml:space="preserve">Caleb’s Work.  </w:t>
             </w:r>
@@ -2885,8 +2943,8 @@
               <w:rPr>
                 <w:rFonts w:ascii="Avenir Next" w:hAnsi="Avenir Next" w:cs="Avenir Next" w:eastAsia="Avenir Next"/>
                 <w:color w:val="1A1A1A"/>
-                <w:sz w:val="20"/>
-                <w:szCs w:val="20"/>
+                <w:sz w:val="21"/>
+                <w:szCs w:val="21"/>
               </w:rPr>
               <w:t xml:space="preserve">A jacket is on sale for $36, which is 80% of its first price. Caleb wrote: “First price = 0.8 × 36 = $28.80.” Explain his mistake. Then find the first price.</w:t>
             </w:r>
@@ -2919,7 +2977,7 @@
             <w:tr>
               <w:trPr>
                 <w:cantSplit/>
-                <w:trHeight w:val="340" w:hRule="atLeast"/>
+                <w:trHeight w:val="368" w:hRule="atLeast"/>
               </w:trPr>
               <w:tc>
                 <w:tcPr>
@@ -2939,7 +2997,7 @@
             <w:tr>
               <w:trPr>
                 <w:cantSplit/>
-                <w:trHeight w:val="340" w:hRule="atLeast"/>
+                <w:trHeight w:val="368" w:hRule="atLeast"/>
               </w:trPr>
               <w:tc>
                 <w:tcPr>
@@ -2959,7 +3017,7 @@
             <w:tr>
               <w:trPr>
                 <w:cantSplit/>
-                <w:trHeight w:val="340" w:hRule="atLeast"/>
+                <w:trHeight w:val="368" w:hRule="atLeast"/>
               </w:trPr>
               <w:tc>
                 <w:tcPr>
@@ -3000,6 +3058,7 @@
           <w:tab w:val="right" w:pos="9504"/>
         </w:tabs>
         <w:spacing w:before="90" w:after="50" w:line="240" w:lineRule="auto"/>
+        <w:outlineLvl w:val="1"/>
       </w:pPr>
       <w:r>
         <w:rPr>
@@ -3084,8 +3143,8 @@
                 <w:rFonts w:ascii="Avenir Next" w:hAnsi="Avenir Next" w:cs="Avenir Next" w:eastAsia="Avenir Next"/>
                 <w:b/>
                 <w:color w:val="1A1A1A"/>
-                <w:sz w:val="20"/>
-                <w:szCs w:val="20"/>
+                <w:sz w:val="21"/>
+                <w:szCs w:val="21"/>
               </w:rPr>
               <w:t xml:space="preserve">10.</w:t>
             </w:r>
@@ -3093,8 +3152,8 @@
               <w:rPr>
                 <w:rFonts w:ascii="Avenir Next" w:hAnsi="Avenir Next" w:cs="Avenir Next" w:eastAsia="Avenir Next"/>
                 <w:color w:val="1A1A1A"/>
-                <w:sz w:val="20"/>
-                <w:szCs w:val="20"/>
+                <w:sz w:val="21"/>
+                <w:szCs w:val="21"/>
               </w:rPr>
               <w:tab/>
             </w:r>
@@ -3102,8 +3161,8 @@
               <w:rPr>
                 <w:rFonts w:ascii="Avenir Next" w:hAnsi="Avenir Next" w:cs="Avenir Next" w:eastAsia="Avenir Next"/>
                 <w:color w:val="1A1A1A"/>
-                <w:sz w:val="20"/>
-                <w:szCs w:val="20"/>
+                <w:sz w:val="21"/>
+                <w:szCs w:val="21"/>
               </w:rPr>
               <w:t xml:space="preserve">If 30 is 50% of a number, the number is —</w:t>
             </w:r>
@@ -3158,8 +3217,8 @@
                       <w:rFonts w:ascii="Avenir Next" w:hAnsi="Avenir Next" w:cs="Avenir Next" w:eastAsia="Avenir Next"/>
                       <w:b/>
                       <w:color w:val="003A70"/>
-                      <w:sz w:val="19"/>
-                      <w:szCs w:val="19"/>
+                      <w:sz w:val="20"/>
+                      <w:szCs w:val="20"/>
                     </w:rPr>
                     <w:t xml:space="preserve">A</w:t>
                   </w:r>
@@ -3167,8 +3226,8 @@
                     <w:rPr>
                       <w:rFonts w:ascii="Avenir Next" w:hAnsi="Avenir Next" w:cs="Avenir Next" w:eastAsia="Avenir Next"/>
                       <w:color w:val="1A1A1A"/>
-                      <w:sz w:val="19"/>
-                      <w:szCs w:val="19"/>
+                      <w:sz w:val="20"/>
+                      <w:szCs w:val="20"/>
                     </w:rPr>
                     <w:tab/>
                   </w:r>
@@ -3176,8 +3235,8 @@
                     <w:rPr>
                       <w:rFonts w:ascii="Avenir Next" w:hAnsi="Avenir Next" w:cs="Avenir Next" w:eastAsia="Avenir Next"/>
                       <w:color w:val="1A1A1A"/>
-                      <w:sz w:val="19"/>
-                      <w:szCs w:val="19"/>
+                      <w:sz w:val="20"/>
+                      <w:szCs w:val="20"/>
                     </w:rPr>
                     <w:t xml:space="preserve">15</w:t>
                   </w:r>
@@ -3201,8 +3260,8 @@
                       <w:rFonts w:ascii="Avenir Next" w:hAnsi="Avenir Next" w:cs="Avenir Next" w:eastAsia="Avenir Next"/>
                       <w:b/>
                       <w:color w:val="003A70"/>
-                      <w:sz w:val="19"/>
-                      <w:szCs w:val="19"/>
+                      <w:sz w:val="20"/>
+                      <w:szCs w:val="20"/>
                     </w:rPr>
                     <w:t xml:space="preserve">B</w:t>
                   </w:r>
@@ -3210,8 +3269,8 @@
                     <w:rPr>
                       <w:rFonts w:ascii="Avenir Next" w:hAnsi="Avenir Next" w:cs="Avenir Next" w:eastAsia="Avenir Next"/>
                       <w:color w:val="1A1A1A"/>
-                      <w:sz w:val="19"/>
-                      <w:szCs w:val="19"/>
+                      <w:sz w:val="20"/>
+                      <w:szCs w:val="20"/>
                     </w:rPr>
                     <w:tab/>
                   </w:r>
@@ -3219,8 +3278,8 @@
                     <w:rPr>
                       <w:rFonts w:ascii="Avenir Next" w:hAnsi="Avenir Next" w:cs="Avenir Next" w:eastAsia="Avenir Next"/>
                       <w:color w:val="1A1A1A"/>
-                      <w:sz w:val="19"/>
-                      <w:szCs w:val="19"/>
+                      <w:sz w:val="20"/>
+                      <w:szCs w:val="20"/>
                     </w:rPr>
                     <w:t xml:space="preserve">60</w:t>
                   </w:r>
@@ -3244,8 +3303,8 @@
                       <w:rFonts w:ascii="Avenir Next" w:hAnsi="Avenir Next" w:cs="Avenir Next" w:eastAsia="Avenir Next"/>
                       <w:b/>
                       <w:color w:val="003A70"/>
-                      <w:sz w:val="19"/>
-                      <w:szCs w:val="19"/>
+                      <w:sz w:val="20"/>
+                      <w:szCs w:val="20"/>
                     </w:rPr>
                     <w:t xml:space="preserve">C</w:t>
                   </w:r>
@@ -3253,8 +3312,8 @@
                     <w:rPr>
                       <w:rFonts w:ascii="Avenir Next" w:hAnsi="Avenir Next" w:cs="Avenir Next" w:eastAsia="Avenir Next"/>
                       <w:color w:val="1A1A1A"/>
-                      <w:sz w:val="19"/>
-                      <w:szCs w:val="19"/>
+                      <w:sz w:val="20"/>
+                      <w:szCs w:val="20"/>
                     </w:rPr>
                     <w:tab/>
                   </w:r>
@@ -3262,8 +3321,8 @@
                     <w:rPr>
                       <w:rFonts w:ascii="Avenir Next" w:hAnsi="Avenir Next" w:cs="Avenir Next" w:eastAsia="Avenir Next"/>
                       <w:color w:val="1A1A1A"/>
-                      <w:sz w:val="19"/>
-                      <w:szCs w:val="19"/>
+                      <w:sz w:val="20"/>
+                      <w:szCs w:val="20"/>
                     </w:rPr>
                     <w:t xml:space="preserve">80</w:t>
                   </w:r>
@@ -3287,8 +3346,8 @@
                       <w:rFonts w:ascii="Avenir Next" w:hAnsi="Avenir Next" w:cs="Avenir Next" w:eastAsia="Avenir Next"/>
                       <w:b/>
                       <w:color w:val="003A70"/>
-                      <w:sz w:val="19"/>
-                      <w:szCs w:val="19"/>
+                      <w:sz w:val="20"/>
+                      <w:szCs w:val="20"/>
                     </w:rPr>
                     <w:t xml:space="preserve">D</w:t>
                   </w:r>
@@ -3296,8 +3355,8 @@
                     <w:rPr>
                       <w:rFonts w:ascii="Avenir Next" w:hAnsi="Avenir Next" w:cs="Avenir Next" w:eastAsia="Avenir Next"/>
                       <w:color w:val="1A1A1A"/>
-                      <w:sz w:val="19"/>
-                      <w:szCs w:val="19"/>
+                      <w:sz w:val="20"/>
+                      <w:szCs w:val="20"/>
                     </w:rPr>
                     <w:tab/>
                   </w:r>
@@ -3305,8 +3364,8 @@
                     <w:rPr>
                       <w:rFonts w:ascii="Avenir Next" w:hAnsi="Avenir Next" w:cs="Avenir Next" w:eastAsia="Avenir Next"/>
                       <w:color w:val="1A1A1A"/>
-                      <w:sz w:val="19"/>
-                      <w:szCs w:val="19"/>
+                      <w:sz w:val="20"/>
+                      <w:szCs w:val="20"/>
                     </w:rPr>
                     <w:t xml:space="preserve">1,500</w:t>
                   </w:r>
@@ -3379,8 +3438,8 @@
                 <w:rFonts w:ascii="Avenir Next" w:hAnsi="Avenir Next" w:cs="Avenir Next" w:eastAsia="Avenir Next"/>
                 <w:b/>
                 <w:color w:val="1A1A1A"/>
-                <w:sz w:val="20"/>
-                <w:szCs w:val="20"/>
+                <w:sz w:val="21"/>
+                <w:szCs w:val="21"/>
               </w:rPr>
               <w:t xml:space="preserve">11.</w:t>
             </w:r>
@@ -3388,8 +3447,8 @@
               <w:rPr>
                 <w:rFonts w:ascii="Avenir Next" w:hAnsi="Avenir Next" w:cs="Avenir Next" w:eastAsia="Avenir Next"/>
                 <w:color w:val="1A1A1A"/>
-                <w:sz w:val="20"/>
-                <w:szCs w:val="20"/>
+                <w:sz w:val="21"/>
+                <w:szCs w:val="21"/>
               </w:rPr>
               <w:tab/>
             </w:r>
@@ -3397,10 +3456,10 @@
               <w:rPr>
                 <w:rFonts w:ascii="Avenir Next" w:hAnsi="Avenir Next" w:cs="Avenir Next" w:eastAsia="Avenir Next"/>
                 <w:color w:val="1A1A1A"/>
-                <w:sz w:val="20"/>
-                <w:szCs w:val="20"/>
-              </w:rPr>
-              <w:t xml:space="preserve">If 12 is 25% of a number, the number is —</w:t>
+                <w:sz w:val="21"/>
+                <w:szCs w:val="21"/>
+              </w:rPr>
+              <w:t xml:space="preserve">If 14 is 25% of a number, the number is —</w:t>
             </w:r>
           </w:p>
           <w:tbl>
@@ -3453,8 +3512,8 @@
                       <w:rFonts w:ascii="Avenir Next" w:hAnsi="Avenir Next" w:cs="Avenir Next" w:eastAsia="Avenir Next"/>
                       <w:b/>
                       <w:color w:val="003A70"/>
-                      <w:sz w:val="19"/>
-                      <w:szCs w:val="19"/>
+                      <w:sz w:val="20"/>
+                      <w:szCs w:val="20"/>
                     </w:rPr>
                     <w:t xml:space="preserve">A</w:t>
                   </w:r>
@@ -3462,8 +3521,8 @@
                     <w:rPr>
                       <w:rFonts w:ascii="Avenir Next" w:hAnsi="Avenir Next" w:cs="Avenir Next" w:eastAsia="Avenir Next"/>
                       <w:color w:val="1A1A1A"/>
-                      <w:sz w:val="19"/>
-                      <w:szCs w:val="19"/>
+                      <w:sz w:val="20"/>
+                      <w:szCs w:val="20"/>
                     </w:rPr>
                     <w:tab/>
                   </w:r>
@@ -3471,10 +3530,10 @@
                     <w:rPr>
                       <w:rFonts w:ascii="Avenir Next" w:hAnsi="Avenir Next" w:cs="Avenir Next" w:eastAsia="Avenir Next"/>
                       <w:color w:val="1A1A1A"/>
-                      <w:sz w:val="19"/>
-                      <w:szCs w:val="19"/>
-                    </w:rPr>
-                    <w:t xml:space="preserve">3</w:t>
+                      <w:sz w:val="20"/>
+                      <w:szCs w:val="20"/>
+                    </w:rPr>
+                    <w:t xml:space="preserve">3.5</w:t>
                   </w:r>
                 </w:p>
               </w:tc>
@@ -3496,8 +3555,8 @@
                       <w:rFonts w:ascii="Avenir Next" w:hAnsi="Avenir Next" w:cs="Avenir Next" w:eastAsia="Avenir Next"/>
                       <w:b/>
                       <w:color w:val="003A70"/>
-                      <w:sz w:val="19"/>
-                      <w:szCs w:val="19"/>
+                      <w:sz w:val="20"/>
+                      <w:szCs w:val="20"/>
                     </w:rPr>
                     <w:t xml:space="preserve">B</w:t>
                   </w:r>
@@ -3505,8 +3564,8 @@
                     <w:rPr>
                       <w:rFonts w:ascii="Avenir Next" w:hAnsi="Avenir Next" w:cs="Avenir Next" w:eastAsia="Avenir Next"/>
                       <w:color w:val="1A1A1A"/>
-                      <w:sz w:val="19"/>
-                      <w:szCs w:val="19"/>
+                      <w:sz w:val="20"/>
+                      <w:szCs w:val="20"/>
                     </w:rPr>
                     <w:tab/>
                   </w:r>
@@ -3514,10 +3573,10 @@
                     <w:rPr>
                       <w:rFonts w:ascii="Avenir Next" w:hAnsi="Avenir Next" w:cs="Avenir Next" w:eastAsia="Avenir Next"/>
                       <w:color w:val="1A1A1A"/>
-                      <w:sz w:val="19"/>
-                      <w:szCs w:val="19"/>
-                    </w:rPr>
-                    <w:t xml:space="preserve">37</w:t>
+                      <w:sz w:val="20"/>
+                      <w:szCs w:val="20"/>
+                    </w:rPr>
+                    <w:t xml:space="preserve">39</w:t>
                   </w:r>
                 </w:p>
               </w:tc>
@@ -3539,8 +3598,8 @@
                       <w:rFonts w:ascii="Avenir Next" w:hAnsi="Avenir Next" w:cs="Avenir Next" w:eastAsia="Avenir Next"/>
                       <w:b/>
                       <w:color w:val="003A70"/>
-                      <w:sz w:val="19"/>
-                      <w:szCs w:val="19"/>
+                      <w:sz w:val="20"/>
+                      <w:szCs w:val="20"/>
                     </w:rPr>
                     <w:t xml:space="preserve">C</w:t>
                   </w:r>
@@ -3548,8 +3607,8 @@
                     <w:rPr>
                       <w:rFonts w:ascii="Avenir Next" w:hAnsi="Avenir Next" w:cs="Avenir Next" w:eastAsia="Avenir Next"/>
                       <w:color w:val="1A1A1A"/>
-                      <w:sz w:val="19"/>
-                      <w:szCs w:val="19"/>
+                      <w:sz w:val="20"/>
+                      <w:szCs w:val="20"/>
                     </w:rPr>
                     <w:tab/>
                   </w:r>
@@ -3557,10 +3616,10 @@
                     <w:rPr>
                       <w:rFonts w:ascii="Avenir Next" w:hAnsi="Avenir Next" w:cs="Avenir Next" w:eastAsia="Avenir Next"/>
                       <w:color w:val="1A1A1A"/>
-                      <w:sz w:val="19"/>
-                      <w:szCs w:val="19"/>
-                    </w:rPr>
-                    <w:t xml:space="preserve">48</w:t>
+                      <w:sz w:val="20"/>
+                      <w:szCs w:val="20"/>
+                    </w:rPr>
+                    <w:t xml:space="preserve">56</w:t>
                   </w:r>
                 </w:p>
               </w:tc>
@@ -3582,8 +3641,8 @@
                       <w:rFonts w:ascii="Avenir Next" w:hAnsi="Avenir Next" w:cs="Avenir Next" w:eastAsia="Avenir Next"/>
                       <w:b/>
                       <w:color w:val="003A70"/>
-                      <w:sz w:val="19"/>
-                      <w:szCs w:val="19"/>
+                      <w:sz w:val="20"/>
+                      <w:szCs w:val="20"/>
                     </w:rPr>
                     <w:t xml:space="preserve">D</w:t>
                   </w:r>
@@ -3591,8 +3650,8 @@
                     <w:rPr>
                       <w:rFonts w:ascii="Avenir Next" w:hAnsi="Avenir Next" w:cs="Avenir Next" w:eastAsia="Avenir Next"/>
                       <w:color w:val="1A1A1A"/>
-                      <w:sz w:val="19"/>
-                      <w:szCs w:val="19"/>
+                      <w:sz w:val="20"/>
+                      <w:szCs w:val="20"/>
                     </w:rPr>
                     <w:tab/>
                   </w:r>
@@ -3600,10 +3659,10 @@
                     <w:rPr>
                       <w:rFonts w:ascii="Avenir Next" w:hAnsi="Avenir Next" w:cs="Avenir Next" w:eastAsia="Avenir Next"/>
                       <w:color w:val="1A1A1A"/>
-                      <w:sz w:val="19"/>
-                      <w:szCs w:val="19"/>
-                    </w:rPr>
-                    <w:t xml:space="preserve">300</w:t>
+                      <w:sz w:val="20"/>
+                      <w:szCs w:val="20"/>
+                    </w:rPr>
+                    <w:t xml:space="preserve">350</w:t>
                   </w:r>
                 </w:p>
               </w:tc>
@@ -3632,6 +3691,7 @@
           <w:tab w:val="right" w:pos="9504"/>
         </w:tabs>
         <w:spacing w:before="90" w:after="50" w:line="240" w:lineRule="auto"/>
+        <w:outlineLvl w:val="1"/>
       </w:pPr>
       <w:r>
         <w:rPr>
@@ -4150,7 +4210,7 @@
                 <w:sz w:val="14"/>
                 <w:szCs w:val="14"/>
               </w:rPr>
-              <w:t xml:space="preserve">#2b</w:t>
+              <w:t xml:space="preserve">#2</w:t>
             </w:r>
           </w:p>
         </w:tc>
